--- a/docs/artifacts/spec-documents/07-software-integration-report.docx
+++ b/docs/artifacts/spec-documents/07-software-integration-report.docx
@@ -23,7 +23,7 @@
         <w:pStyle w:val="Date"/>
       </w:pPr>
       <w:r>
-        <w:t xml:space="preserve">2026-09-12</w:t>
+        <w:t xml:space="preserve">2026-09-13</w:t>
       </w:r>
     </w:p>
     <w:sdt>
@@ -52,7 +52,7 @@
         </w:p>
       </w:sdtContent>
     </w:sdt>
-    <w:bookmarkStart w:id="29" w:name="foxbms-2-software-integration-report"/>
+    <w:bookmarkStart w:id="33" w:name="foxbms-2-software-integration-report"/>
     <w:p>
       <w:pPr>
         <w:pStyle w:val="Heading1"/>
@@ -316,7 +316,7 @@
               <w:jc w:val="left"/>
             </w:pPr>
             <w:r>
-              <w:t xml:space="preserve">2026-09-12T01:01:53Z</w:t>
+              <w:t xml:space="preserve">2026-09-13T02:20:37Z</w:t>
             </w:r>
           </w:p>
         </w:tc>
@@ -336,17 +336,7 @@
         <w:pStyle w:val="FirstParagraph"/>
       </w:pPr>
       <w:r>
-        <w:t xml:space="preserve">Integrated software components, available integration evidence, and explicit integration gaps. Per governance policy, evidence is blocked, not fabricated.</w:t>
-      </w:r>
-    </w:p>
-    <w:bookmarkEnd w:id="20"/>
-    <w:bookmarkStart w:id="24" w:name="profile-as_is"/>
-    <w:p>
-      <w:pPr>
-        <w:pStyle w:val="Heading2"/>
-      </w:pPr>
-      <w:r>
-        <w:t xml:space="preserve">Profile:</w:t>
+        <w:t xml:space="preserve">Integrated software components of the foxBMS 2 build: (1) reverse-engineered integration facts — build system (waf), linked programs (application, bootloader, unit-test variants), CAN/DBC interface integration, unit-test harness integration; (2) corpus</w:t>
       </w:r>
       <w:r>
         <w:t xml:space="preserve"> </w:t>
@@ -355,16 +345,92 @@
         <w:rPr>
           <w:rStyle w:val="VerbatimChar"/>
         </w:rPr>
-        <w:t xml:space="preserve">as_is</w:t>
+        <w:t xml:space="preserve">implements</w:t>
+      </w:r>
+      <w:r>
+        <w:t xml:space="preserve"> </w:t>
+      </w:r>
+      <w:r>
+        <w:t xml:space="preserve">links and integration evidence; (3) explicit integration gaps. Per governance policy, missing evidence is blocked, not fabricated.</w:t>
       </w:r>
     </w:p>
-    <w:bookmarkStart w:id="21" w:name="integrated-components"/>
+    <w:bookmarkEnd w:id="20"/>
+    <w:bookmarkStart w:id="24" w:name="reverse-engineered-integration-facts"/>
     <w:p>
       <w:pPr>
+        <w:pStyle w:val="Heading2"/>
+      </w:pPr>
+      <w:r>
+        <w:t xml:space="preserve">Reverse-Engineered Integration Facts</w:t>
+      </w:r>
+    </w:p>
+    <w:bookmarkStart w:id="21" w:name="build-system-and-linked-programs"/>
+    <w:p>
+      <w:pPr>
         <w:pStyle w:val="Heading3"/>
       </w:pPr>
       <w:r>
-        <w:t xml:space="preserve">Integrated Components</w:t>
+        <w:t xml:space="preserve">Build System and Linked Programs</w:t>
+      </w:r>
+    </w:p>
+    <w:p>
+      <w:pPr>
+        <w:pStyle w:val="FirstParagraph"/>
+      </w:pPr>
+      <w:r>
+        <w:t xml:space="preserve">The repository builds with the</w:t>
+      </w:r>
+      <w:r>
+        <w:t xml:space="preserve"> </w:t>
+      </w:r>
+      <w:r>
+        <w:rPr>
+          <w:b/>
+          <w:bCs/>
+        </w:rPr>
+        <w:t xml:space="preserve">waf</w:t>
+      </w:r>
+      <w:r>
+        <w:t xml:space="preserve"> </w:t>
+      </w:r>
+      <w:r>
+        <w:t xml:space="preserve">build tool (</w:t>
+      </w:r>
+      <w:r>
+        <w:rPr>
+          <w:rStyle w:val="VerbatimChar"/>
+        </w:rPr>
+        <w:t xml:space="preserve">waf-tools/</w:t>
+      </w:r>
+      <w:r>
+        <w:t xml:space="preserve">, per-module</w:t>
+      </w:r>
+      <w:r>
+        <w:t xml:space="preserve"> </w:t>
+      </w:r>
+      <w:r>
+        <w:rPr>
+          <w:rStyle w:val="VerbatimChar"/>
+        </w:rPr>
+        <w:t xml:space="preserve">wscript</w:t>
+      </w:r>
+      <w:r>
+        <w:t xml:space="preserve"> </w:t>
+      </w:r>
+      <w:r>
+        <w:t xml:space="preserve">files). Linked programs and build entry points (from the repository structure and</w:t>
+      </w:r>
+      <w:r>
+        <w:t xml:space="preserve"> </w:t>
+      </w:r>
+      <w:r>
+        <w:rPr>
+          <w:rStyle w:val="VerbatimChar"/>
+        </w:rPr>
+        <w:t xml:space="preserve">conf/</w:t>
+      </w:r>
+      <w:r>
+        <w:t xml:space="preserve">):</w:t>
       </w:r>
     </w:p>
     <w:tbl>
@@ -392,36 +458,48 @@
               <w:jc w:val="left"/>
             </w:pPr>
             <w:r>
-              <w:t xml:space="preserve">Design</w:t>
-            </w:r>
-          </w:p>
-        </w:tc>
-        <w:tc>
-          <w:tcPr/>
-          <w:p>
-            <w:pPr>
-              <w:pStyle w:val="Compact"/>
-              <w:jc w:val="left"/>
-            </w:pPr>
-            <w:r>
-              <w:t xml:space="preserve">Implements SWR</w:t>
-            </w:r>
-          </w:p>
-        </w:tc>
-        <w:tc>
-          <w:tcPr/>
-          <w:p>
-            <w:pPr>
-              <w:pStyle w:val="Compact"/>
-              <w:jc w:val="left"/>
-            </w:pPr>
-            <w:r>
-              <w:t xml:space="preserve">Link rationale</w:t>
+              <w:t xml:space="preserve">Program</w:t>
+            </w:r>
+          </w:p>
+        </w:tc>
+        <w:tc>
+          <w:tcPr/>
+          <w:p>
+            <w:pPr>
+              <w:pStyle w:val="Compact"/>
+              <w:jc w:val="left"/>
+            </w:pPr>
+            <w:r>
+              <w:t xml:space="preserve">Build root</w:t>
+            </w:r>
+          </w:p>
+        </w:tc>
+        <w:tc>
+          <w:tcPr/>
+          <w:p>
+            <w:pPr>
+              <w:pStyle w:val="Compact"/>
+              <w:jc w:val="left"/>
+            </w:pPr>
+            <w:r>
+              <w:t xml:space="preserve">Description</w:t>
             </w:r>
           </w:p>
         </w:tc>
       </w:tr>
       <w:tr>
+        <w:tc>
+          <w:tcPr/>
+          <w:p>
+            <w:pPr>
+              <w:pStyle w:val="Compact"/>
+              <w:jc w:val="left"/>
+            </w:pPr>
+            <w:r>
+              <w:t xml:space="preserve">foxBMS application</w:t>
+            </w:r>
+          </w:p>
+        </w:tc>
         <w:tc>
           <w:tcPr/>
           <w:p>
@@ -433,51 +511,66 @@
               <w:rPr>
                 <w:rStyle w:val="VerbatimChar"/>
               </w:rPr>
-              <w:t xml:space="preserve">FB2-SW-DSN-000001</w:t>
-            </w:r>
-          </w:p>
-        </w:tc>
-        <w:tc>
-          <w:tcPr/>
-          <w:p>
-            <w:pPr>
-              <w:pStyle w:val="Compact"/>
-              <w:jc w:val="left"/>
-            </w:pPr>
+              <w:t xml:space="preserve">src/app</w:t>
+            </w:r>
+            <w:r>
+              <w:t xml:space="preserve"> </w:t>
+            </w:r>
+            <w:r>
+              <w:t xml:space="preserve">(wscript at repo root)</w:t>
+            </w:r>
+          </w:p>
+        </w:tc>
+        <w:tc>
+          <w:tcPr/>
+          <w:p>
+            <w:pPr>
+              <w:pStyle w:val="Compact"/>
+              <w:jc w:val="left"/>
+            </w:pPr>
+            <w:r>
+              <w:t xml:space="preserve">Embedded BMS application, linked against</w:t>
+            </w:r>
+            <w:r>
+              <w:t xml:space="preserve"> </w:t>
+            </w:r>
             <w:r>
               <w:rPr>
                 <w:rStyle w:val="VerbatimChar"/>
               </w:rPr>
-              <w:t xml:space="preserve">FB2-SW-SWR-000001</w:t>
-            </w:r>
-          </w:p>
-        </w:tc>
-        <w:tc>
-          <w:tcPr/>
-          <w:p>
-            <w:pPr>
-              <w:pStyle w:val="Compact"/>
-              <w:jc w:val="left"/>
-            </w:pPr>
-            <w:r>
-              <w:t xml:space="preserve">Design implements software requirement</w:t>
-            </w:r>
-          </w:p>
-        </w:tc>
-      </w:tr>
-      <w:tr>
-        <w:tc>
-          <w:tcPr/>
-          <w:p>
-            <w:pPr>
-              <w:pStyle w:val="Compact"/>
-              <w:jc w:val="left"/>
-            </w:pPr>
+              <w:t xml:space="preserve">foxbms-afe</w:t>
+            </w:r>
+            <w:r>
+              <w:t xml:space="preserve"> </w:t>
+            </w:r>
+            <w:r>
+              <w:t xml:space="preserve">(selected AFE driver),</w:t>
+            </w:r>
+            <w:r>
+              <w:t xml:space="preserve"> </w:t>
+            </w:r>
             <w:r>
               <w:rPr>
                 <w:rStyle w:val="VerbatimChar"/>
               </w:rPr>
-              <w:t xml:space="preserve">FB2-SW-DSN-000002</w:t>
+              <w:t xml:space="preserve">foxbms-driver</w:t>
+            </w:r>
+            <w:r>
+              <w:t xml:space="preserve">, engine, application layers and FreeRTOS</w:t>
+            </w:r>
+          </w:p>
+        </w:tc>
+      </w:tr>
+      <w:tr>
+        <w:tc>
+          <w:tcPr/>
+          <w:p>
+            <w:pPr>
+              <w:pStyle w:val="Compact"/>
+              <w:jc w:val="left"/>
+            </w:pPr>
+            <w:r>
+              <w:t xml:space="preserve">Bootloader</w:t>
             </w:r>
           </w:p>
         </w:tc>
@@ -492,36 +585,42 @@
               <w:rPr>
                 <w:rStyle w:val="VerbatimChar"/>
               </w:rPr>
-              <w:t xml:space="preserve">FB2-SW-SWR-000002</w:t>
-            </w:r>
-          </w:p>
-        </w:tc>
-        <w:tc>
-          <w:tcPr/>
-          <w:p>
-            <w:pPr>
-              <w:pStyle w:val="Compact"/>
-              <w:jc w:val="left"/>
-            </w:pPr>
-            <w:r>
-              <w:t xml:space="preserve">Design implements software requirement</w:t>
-            </w:r>
-          </w:p>
-        </w:tc>
-      </w:tr>
-      <w:tr>
-        <w:tc>
-          <w:tcPr/>
-          <w:p>
-            <w:pPr>
-              <w:pStyle w:val="Compact"/>
-              <w:jc w:val="left"/>
-            </w:pPr>
+              <w:t xml:space="preserve">src/bootloader</w:t>
+            </w:r>
+          </w:p>
+        </w:tc>
+        <w:tc>
+          <w:tcPr/>
+          <w:p>
+            <w:pPr>
+              <w:pStyle w:val="Compact"/>
+              <w:jc w:val="left"/>
+            </w:pPr>
+            <w:r>
+              <w:t xml:space="preserve">Field-update bootloader for the TMS570LC4357, CAN-based, PC application in the CLI (</w:t>
+            </w:r>
             <w:r>
               <w:rPr>
                 <w:rStyle w:val="VerbatimChar"/>
               </w:rPr>
-              <w:t xml:space="preserve">FB2-SW-DSN-000003</w:t>
+              <w:t xml:space="preserve">fox bootloader</w:t>
+            </w:r>
+            <w:r>
+              <w:t xml:space="preserve">)</w:t>
+            </w:r>
+          </w:p>
+        </w:tc>
+      </w:tr>
+      <w:tr>
+        <w:tc>
+          <w:tcPr/>
+          <w:p>
+            <w:pPr>
+              <w:pStyle w:val="Compact"/>
+              <w:jc w:val="left"/>
+            </w:pPr>
+            <w:r>
+              <w:t xml:space="preserve">Unit tests</w:t>
             </w:r>
           </w:p>
         </w:tc>
@@ -536,32 +635,264 @@
               <w:rPr>
                 <w:rStyle w:val="VerbatimChar"/>
               </w:rPr>
-              <w:t xml:space="preserve">FB2-SW-SWR-000003</w:t>
-            </w:r>
-          </w:p>
-        </w:tc>
-        <w:tc>
-          <w:tcPr/>
-          <w:p>
-            <w:pPr>
-              <w:pStyle w:val="Compact"/>
-              <w:jc w:val="left"/>
-            </w:pPr>
-            <w:r>
-              <w:t xml:space="preserve">Design implements software requirement</w:t>
+              <w:t xml:space="preserve">tests/unit</w:t>
+            </w:r>
+            <w:r>
+              <w:t xml:space="preserve"> </w:t>
+            </w:r>
+            <w:r>
+              <w:t xml:space="preserve">+</w:t>
+            </w:r>
+            <w:r>
+              <w:t xml:space="preserve"> </w:t>
+            </w:r>
+            <w:r>
+              <w:rPr>
+                <w:rStyle w:val="VerbatimChar"/>
+              </w:rPr>
+              <w:t xml:space="preserve">conf/unit/*.yml</w:t>
+            </w:r>
+          </w:p>
+        </w:tc>
+        <w:tc>
+          <w:tcPr/>
+          <w:p>
+            <w:pPr>
+              <w:pStyle w:val="Compact"/>
+              <w:jc w:val="left"/>
+            </w:pPr>
+            <w:r>
+              <w:t xml:space="preserve">Ceedling/Unity host-based unit tests (313 C test files), build variants</w:t>
+            </w:r>
+            <w:r>
+              <w:t xml:space="preserve"> </w:t>
+            </w:r>
+            <w:r>
+              <w:rPr>
+                <w:rStyle w:val="VerbatimChar"/>
+              </w:rPr>
+              <w:t xml:space="preserve">app_project_posix</w:t>
+            </w:r>
+            <w:r>
+              <w:t xml:space="preserve">,</w:t>
+            </w:r>
+            <w:r>
+              <w:t xml:space="preserve"> </w:t>
+            </w:r>
+            <w:r>
+              <w:rPr>
+                <w:rStyle w:val="VerbatimChar"/>
+              </w:rPr>
+              <w:t xml:space="preserve">app_project_win32</w:t>
+            </w:r>
+          </w:p>
+        </w:tc>
+      </w:tr>
+      <w:tr>
+        <w:tc>
+          <w:tcPr/>
+          <w:p>
+            <w:pPr>
+              <w:pStyle w:val="Compact"/>
+              <w:jc w:val="left"/>
+            </w:pPr>
+            <w:r>
+              <w:t xml:space="preserve">CLI tool</w:t>
+            </w:r>
+          </w:p>
+        </w:tc>
+        <w:tc>
+          <w:tcPr/>
+          <w:p>
+            <w:pPr>
+              <w:pStyle w:val="Compact"/>
+              <w:jc w:val="left"/>
+            </w:pPr>
+            <w:r>
+              <w:rPr>
+                <w:rStyle w:val="VerbatimChar"/>
+              </w:rPr>
+              <w:t xml:space="preserve">cli/</w:t>
+            </w:r>
+            <w:r>
+              <w:t xml:space="preserve"> </w:t>
+            </w:r>
+            <w:r>
+              <w:t xml:space="preserve">(</w:t>
+            </w:r>
+            <w:r>
+              <w:rPr>
+                <w:rStyle w:val="VerbatimChar"/>
+              </w:rPr>
+              <w:t xml:space="preserve">fox</w:t>
+            </w:r>
+            <w:r>
+              <w:t xml:space="preserve"> </w:t>
+            </w:r>
+            <w:r>
+              <w:t xml:space="preserve">command)</w:t>
+            </w:r>
+          </w:p>
+        </w:tc>
+        <w:tc>
+          <w:tcPr/>
+          <w:p>
+            <w:pPr>
+              <w:pStyle w:val="Compact"/>
+              <w:jc w:val="left"/>
+            </w:pPr>
+            <w:r>
+              <w:t xml:space="preserve">Repository interaction: build, flash, bootloader, diagnostics (Click-based Python)</w:t>
             </w:r>
           </w:p>
         </w:tc>
       </w:tr>
     </w:tbl>
+    <w:p>
+      <w:pPr>
+        <w:pStyle w:val="BodyText"/>
+      </w:pPr>
+      <w:r>
+        <w:t xml:space="preserve">Per-module wscript libraries integrate each module into the linked programs (driver layer</w:t>
+      </w:r>
+      <w:r>
+        <w:t xml:space="preserve"> </w:t>
+      </w:r>
+      <w:r>
+        <w:rPr>
+          <w:rStyle w:val="VerbatimChar"/>
+        </w:rPr>
+        <w:t xml:space="preserve">foxbms-driver</w:t>
+      </w:r>
+      <w:r>
+        <w:t xml:space="preserve">, AFE library</w:t>
+      </w:r>
+      <w:r>
+        <w:t xml:space="preserve"> </w:t>
+      </w:r>
+      <w:r>
+        <w:rPr>
+          <w:rStyle w:val="VerbatimChar"/>
+        </w:rPr>
+        <w:t xml:space="preserve">foxbms-afe</w:t>
+      </w:r>
+      <w:r>
+        <w:t xml:space="preserve"> </w:t>
+      </w:r>
+      <w:r>
+        <w:t xml:space="preserve">per</w:t>
+      </w:r>
+      <w:r>
+        <w:t xml:space="preserve"> </w:t>
+      </w:r>
+      <w:r>
+        <w:rPr>
+          <w:rStyle w:val="VerbatimChar"/>
+        </w:rPr>
+        <w:t xml:space="preserve">src/app/driver/afe/README.md</w:t>
+      </w:r>
+      <w:r>
+        <w:t xml:space="preserve">).</w:t>
+      </w:r>
+    </w:p>
     <w:bookmarkEnd w:id="21"/>
-    <w:bookmarkStart w:id="22" w:name="integration-evidence"/>
+    <w:bookmarkStart w:id="22" w:name="configuration-integration"/>
     <w:p>
       <w:pPr>
         <w:pStyle w:val="Heading3"/>
       </w:pPr>
       <w:r>
-        <w:t xml:space="preserve">Integration Evidence</w:t>
+        <w:t xml:space="preserve">Configuration Integration</w:t>
+      </w:r>
+    </w:p>
+    <w:p>
+      <w:pPr>
+        <w:pStyle w:val="FirstParagraph"/>
+      </w:pPr>
+      <w:r>
+        <w:t xml:space="preserve">The BMS hardware/software configuration is integrated through</w:t>
+      </w:r>
+      <w:r>
+        <w:t xml:space="preserve"> </w:t>
+      </w:r>
+      <w:r>
+        <w:rPr>
+          <w:rStyle w:val="VerbatimChar"/>
+        </w:rPr>
+        <w:t xml:space="preserve">conf/bms/bms.json</w:t>
+      </w:r>
+      <w:r>
+        <w:t xml:space="preserve"> </w:t>
+      </w:r>
+      <w:r>
+        <w:t xml:space="preserve">→ generated</w:t>
+      </w:r>
+      <w:r>
+        <w:t xml:space="preserve"> </w:t>
+      </w:r>
+      <w:r>
+        <w:rPr>
+          <w:rStyle w:val="VerbatimChar"/>
+        </w:rPr>
+        <w:t xml:space="preserve">*_cfg</w:t>
+      </w:r>
+      <w:r>
+        <w:t xml:space="preserve"> </w:t>
+      </w:r>
+      <w:r>
+        <w:t xml:space="preserve">sources; unit-test and variant configurations through</w:t>
+      </w:r>
+      <w:r>
+        <w:t xml:space="preserve"> </w:t>
+      </w:r>
+      <w:r>
+        <w:rPr>
+          <w:rStyle w:val="VerbatimChar"/>
+        </w:rPr>
+        <w:t xml:space="preserve">conf/unit/</w:t>
+      </w:r>
+      <w:r>
+        <w:t xml:space="preserve"> </w:t>
+      </w:r>
+      <w:r>
+        <w:t xml:space="preserve">and</w:t>
+      </w:r>
+      <w:r>
+        <w:t xml:space="preserve"> </w:t>
+      </w:r>
+      <w:r>
+        <w:rPr>
+          <w:rStyle w:val="VerbatimChar"/>
+        </w:rPr>
+        <w:t xml:space="preserve">conf/env/</w:t>
+      </w:r>
+      <w:r>
+        <w:t xml:space="preserve">. Compiler configurations:</w:t>
+      </w:r>
+      <w:r>
+        <w:t xml:space="preserve"> </w:t>
+      </w:r>
+      <w:r>
+        <w:rPr>
+          <w:rStyle w:val="VerbatimChar"/>
+        </w:rPr>
+        <w:t xml:space="preserve">conf/cc/</w:t>
+      </w:r>
+      <w:r>
+        <w:t xml:space="preserve"> </w:t>
+      </w:r>
+      <w:r>
+        <w:t xml:space="preserve">(TI CGT for target, GCC for host tests).</w:t>
+      </w:r>
+    </w:p>
+    <w:bookmarkEnd w:id="22"/>
+    <w:bookmarkStart w:id="23" w:name="interface-integration"/>
+    <w:p>
+      <w:pPr>
+        <w:pStyle w:val="Heading3"/>
+      </w:pPr>
+      <w:r>
+        <w:t xml:space="preserve">Interface Integration</w:t>
       </w:r>
     </w:p>
     <w:p>
@@ -574,198 +905,43 @@
       </w:pPr>
       <w:r>
         <w:rPr>
-          <w:rStyle w:val="VerbatimChar"/>
+          <w:b/>
+          <w:bCs/>
         </w:rPr>
-        <w:t xml:space="preserve">FB2-VER-EXE-000001</w:t>
-      </w:r>
-      <w:r>
-        <w:t xml:space="preserve">: kind=</w:t>
+        <w:t xml:space="preserve">CAN</w:t>
+      </w:r>
+      <w:r>
+        <w:t xml:space="preserve">: 41 messages of</w:t>
+      </w:r>
+      <w:r>
+        <w:t xml:space="preserve"> </w:t>
       </w:r>
       <w:r>
         <w:rPr>
           <w:rStyle w:val="VerbatimChar"/>
         </w:rPr>
-        <w:t xml:space="preserve">actual_host_run</w:t>
-      </w:r>
-      <w:r>
-        <w:t xml:space="preserve">, outcome=</w:t>
+        <w:t xml:space="preserve">tools/dbc/foxbms.dbc</w:t>
+      </w:r>
+      <w:r>
+        <w:t xml:space="preserve"> </w:t>
+      </w:r>
+      <w:r>
+        <w:t xml:space="preserve">are implemented as callbacks in</w:t>
+      </w:r>
+      <w:r>
+        <w:t xml:space="preserve"> </w:t>
       </w:r>
       <w:r>
         <w:rPr>
           <w:rStyle w:val="VerbatimChar"/>
         </w:rPr>
-        <w:t xml:space="preserve">pass</w:t>
-      </w:r>
-    </w:p>
-    <w:bookmarkEnd w:id="22"/>
-    <w:bookmarkStart w:id="23" w:name="integration-gaps"/>
-    <w:p>
-      <w:pPr>
-        <w:pStyle w:val="Heading3"/>
-      </w:pPr>
-      <w:r>
-        <w:t xml:space="preserve">Integration Gaps</w:t>
-      </w:r>
-    </w:p>
-    <w:tbl>
-      <w:tblPr>
-        <w:tblStyle w:val="Table"/>
-        <w:tblW w:type="pct" w:w="5000"/>
-        <w:jc w:val="left"/>
-        <w:tblLayout w:type="fixed"/>
-        <w:tblLook w:firstRow="1" w:lastRow="0" w:firstColumn="0" w:lastColumn="0" w:noHBand="0" w:noVBand="0" w:val="0020"/>
-      </w:tblPr>
-      <w:tblGrid>
-        <w:gridCol w:w="3960"/>
-        <w:gridCol w:w="3960"/>
-      </w:tblGrid>
-      <w:tr>
-        <w:trPr>
-          <w:tblHeader w:val="on"/>
-        </w:trPr>
-        <w:tc>
-          <w:tcPr/>
-          <w:p>
-            <w:pPr>
-              <w:pStyle w:val="Compact"/>
-              <w:jc w:val="left"/>
-            </w:pPr>
-            <w:r>
-              <w:t xml:space="preserve">Gap</w:t>
-            </w:r>
-          </w:p>
-        </w:tc>
-        <w:tc>
-          <w:tcPr/>
-          <w:p>
-            <w:pPr>
-              <w:pStyle w:val="Compact"/>
-              <w:jc w:val="left"/>
-            </w:pPr>
-            <w:r>
-              <w:t xml:space="preserve">Disposition</w:t>
-            </w:r>
-          </w:p>
-        </w:tc>
-      </w:tr>
-      <w:tr>
-        <w:tc>
-          <w:tcPr/>
-          <w:p>
-            <w:pPr>
-              <w:pStyle w:val="Compact"/>
-              <w:jc w:val="left"/>
-            </w:pPr>
-            <w:r>
-              <w:t xml:space="preserve">No component-level test measures</w:t>
-            </w:r>
-          </w:p>
-        </w:tc>
-        <w:tc>
-          <w:tcPr/>
-          <w:p>
-            <w:pPr>
-              <w:pStyle w:val="Compact"/>
-              <w:jc w:val="left"/>
-            </w:pPr>
-            <w:r>
-              <w:t xml:space="preserve">Gap documented; synthetic_reference to add per review disposition FB2-FND-000005</w:t>
-            </w:r>
-          </w:p>
-        </w:tc>
-      </w:tr>
-      <w:tr>
-        <w:tc>
-          <w:tcPr/>
-          <w:p>
-            <w:pPr>
-              <w:pStyle w:val="Compact"/>
-              <w:jc w:val="left"/>
-            </w:pPr>
-            <w:r>
-              <w:t xml:space="preserve">No integration-level executions (only unit</w:t>
-            </w:r>
-            <w:r>
-              <w:t xml:space="preserve"> </w:t>
-            </w:r>
-            <w:r>
-              <w:rPr>
-                <w:rStyle w:val="VerbatimChar"/>
-              </w:rPr>
-              <w:t xml:space="preserve">actual_host_run</w:t>
-            </w:r>
-            <w:r>
-              <w:t xml:space="preserve"> </w:t>
-            </w:r>
-            <w:r>
-              <w:t xml:space="preserve">exists)</w:t>
-            </w:r>
-          </w:p>
-        </w:tc>
-        <w:tc>
-          <w:tcPr/>
-          <w:p>
-            <w:pPr>
-              <w:pStyle w:val="Compact"/>
-              <w:jc w:val="left"/>
-            </w:pPr>
-            <w:r>
-              <w:t xml:space="preserve">Per governance policy: actual product evidence = 0 — blocked, not fabricated</w:t>
-            </w:r>
-          </w:p>
-        </w:tc>
-      </w:tr>
-      <w:tr>
-        <w:tc>
-          <w:tcPr/>
-          <w:p>
-            <w:pPr>
-              <w:pStyle w:val="Compact"/>
-              <w:jc w:val="left"/>
-            </w:pPr>
-            <w:r>
-              <w:t xml:space="preserve">No target-hardware integration runs</w:t>
-            </w:r>
-          </w:p>
-        </w:tc>
-        <w:tc>
-          <w:tcPr/>
-          <w:p>
-            <w:pPr>
-              <w:pStyle w:val="Compact"/>
-              <w:jc w:val="left"/>
-            </w:pPr>
-            <w:r>
-              <w:t xml:space="preserve">as_is gap documented in review</w:t>
-            </w:r>
-            <w:r>
-              <w:t xml:space="preserve"> </w:t>
-            </w:r>
-            <w:r>
-              <w:rPr>
-                <w:rStyle w:val="VerbatimChar"/>
-              </w:rPr>
-              <w:t xml:space="preserve">FB2-REV-000001</w:t>
-            </w:r>
-            <w:r>
-              <w:t xml:space="preserve"> </w:t>
-            </w:r>
-            <w:r>
-              <w:t xml:space="preserve">(finding FB2-FND-000002)</w:t>
-            </w:r>
-          </w:p>
-        </w:tc>
-      </w:tr>
-    </w:tbl>
-    <w:bookmarkEnd w:id="23"/>
-    <w:bookmarkEnd w:id="24"/>
-    <w:bookmarkStart w:id="28" w:name="profile-synthetic_reference"/>
-    <w:p>
-      <w:pPr>
-        <w:pStyle w:val="Heading2"/>
-      </w:pPr>
-      <w:r>
-        <w:t xml:space="preserve">Profile:</w:t>
+        <w:t xml:space="preserve">src/app/driver/can/cbs/</w:t>
+      </w:r>
+      <w:r>
+        <w:t xml:space="preserve"> </w:t>
+      </w:r>
+      <w:r>
+        <w:t xml:space="preserve">(tx/rx message sets, period monitoring</w:t>
       </w:r>
       <w:r>
         <w:t xml:space="preserve"> </w:t>
@@ -774,10 +950,80 @@
         <w:rPr>
           <w:rStyle w:val="VerbatimChar"/>
         </w:rPr>
-        <w:t xml:space="preserve">synthetic_reference</w:t>
+        <w:t xml:space="preserve">DIAG_ID_CAN_TIMING</w:t>
+      </w:r>
+      <w:r>
+        <w:t xml:space="preserve">).</w:t>
       </w:r>
     </w:p>
-    <w:bookmarkStart w:id="25" w:name="integrated-components-1"/>
+    <w:p>
+      <w:pPr>
+        <w:pStyle w:val="Compact"/>
+        <w:numPr>
+          <w:ilvl w:val="0"/>
+          <w:numId w:val="1001"/>
+        </w:numPr>
+      </w:pPr>
+      <w:r>
+        <w:rPr>
+          <w:b/>
+          <w:bCs/>
+        </w:rPr>
+        <w:t xml:space="preserve">AFE daisy-chain</w:t>
+      </w:r>
+      <w:r>
+        <w:t xml:space="preserve">: AFE drivers implement the AFE API (</w:t>
+      </w:r>
+      <w:r>
+        <w:rPr>
+          <w:rStyle w:val="VerbatimChar"/>
+        </w:rPr>
+        <w:t xml:space="preserve">src/app/driver/afe/api/afe.h</w:t>
+      </w:r>
+      <w:r>
+        <w:t xml:space="preserve">); supported chips: adi (ades1830), ltc (6804-1, 6806, 6811-1, 6812-1, 6813-1), maxim (max17852), nxp (mc33775a), ti (dummy).</w:t>
+      </w:r>
+    </w:p>
+    <w:p>
+      <w:pPr>
+        <w:pStyle w:val="Compact"/>
+        <w:numPr>
+          <w:ilvl w:val="0"/>
+          <w:numId w:val="1001"/>
+        </w:numPr>
+      </w:pPr>
+      <w:r>
+        <w:rPr>
+          <w:b/>
+          <w:bCs/>
+        </w:rPr>
+        <w:t xml:space="preserve">Interlock, contactors/SPS, SBC, PEX/HTSEN/RTC (I2C task), IMD</w:t>
+      </w:r>
+      <w:r>
+        <w:t xml:space="preserve">: driver modules integrated into the task engine as listed in the task model.</w:t>
+      </w:r>
+    </w:p>
+    <w:bookmarkEnd w:id="23"/>
+    <w:bookmarkEnd w:id="24"/>
+    <w:bookmarkStart w:id="28" w:name="profile-as_is"/>
+    <w:p>
+      <w:pPr>
+        <w:pStyle w:val="Heading2"/>
+      </w:pPr>
+      <w:r>
+        <w:t xml:space="preserve">Profile:</w:t>
+      </w:r>
+      <w:r>
+        <w:t xml:space="preserve"> </w:t>
+      </w:r>
+      <w:r>
+        <w:rPr>
+          <w:rStyle w:val="VerbatimChar"/>
+        </w:rPr>
+        <w:t xml:space="preserve">as_is</w:t>
+      </w:r>
+    </w:p>
+    <w:bookmarkStart w:id="25" w:name="integrated-components"/>
     <w:p>
       <w:pPr>
         <w:pStyle w:val="Heading3"/>
@@ -974,7 +1220,7 @@
       </w:tr>
     </w:tbl>
     <w:bookmarkEnd w:id="25"/>
-    <w:bookmarkStart w:id="26" w:name="integration-evidence-1"/>
+    <w:bookmarkStart w:id="26" w:name="integration-evidence"/>
     <w:p>
       <w:pPr>
         <w:pStyle w:val="Heading3"/>
@@ -985,27 +1231,39 @@
     </w:p>
     <w:p>
       <w:pPr>
-        <w:pStyle w:val="FirstParagraph"/>
-      </w:pPr>
-      <w:r>
-        <w:t xml:space="preserve">No execution artifacts in this profile. Integration-level executions:</w:t>
-      </w:r>
-      <w:r>
-        <w:t xml:space="preserve"> </w:t>
-      </w:r>
+        <w:pStyle w:val="Compact"/>
+        <w:numPr>
+          <w:ilvl w:val="0"/>
+          <w:numId w:val="1002"/>
+        </w:numPr>
+      </w:pPr>
       <w:r>
         <w:rPr>
-          <w:b/>
-          <w:bCs/>
+          <w:rStyle w:val="VerbatimChar"/>
         </w:rPr>
-        <w:t xml:space="preserve">none in corpus</w:t>
-      </w:r>
-      <w:r>
-        <w:t xml:space="preserve">.</w:t>
+        <w:t xml:space="preserve">FB2-VER-EXE-000001</w:t>
+      </w:r>
+      <w:r>
+        <w:t xml:space="preserve">: kind=</w:t>
+      </w:r>
+      <w:r>
+        <w:rPr>
+          <w:rStyle w:val="VerbatimChar"/>
+        </w:rPr>
+        <w:t xml:space="preserve">actual_host_run</w:t>
+      </w:r>
+      <w:r>
+        <w:t xml:space="preserve">, outcome=</w:t>
+      </w:r>
+      <w:r>
+        <w:rPr>
+          <w:rStyle w:val="VerbatimChar"/>
+        </w:rPr>
+        <w:t xml:space="preserve">pass</w:t>
       </w:r>
     </w:p>
     <w:bookmarkEnd w:id="26"/>
-    <w:bookmarkStart w:id="27" w:name="integration-gaps-1"/>
+    <w:bookmarkStart w:id="27" w:name="integration-gaps"/>
     <w:p>
       <w:pPr>
         <w:pStyle w:val="Heading3"/>
@@ -1164,6 +1422,413 @@
         </w:tc>
       </w:tr>
     </w:tbl>
+    <w:bookmarkEnd w:id="27"/>
+    <w:bookmarkEnd w:id="28"/>
+    <w:bookmarkStart w:id="32" w:name="profile-synthetic_reference"/>
+    <w:p>
+      <w:pPr>
+        <w:pStyle w:val="Heading2"/>
+      </w:pPr>
+      <w:r>
+        <w:t xml:space="preserve">Profile:</w:t>
+      </w:r>
+      <w:r>
+        <w:t xml:space="preserve"> </w:t>
+      </w:r>
+      <w:r>
+        <w:rPr>
+          <w:rStyle w:val="VerbatimChar"/>
+        </w:rPr>
+        <w:t xml:space="preserve">synthetic_reference</w:t>
+      </w:r>
+    </w:p>
+    <w:bookmarkStart w:id="29" w:name="integrated-components-1"/>
+    <w:p>
+      <w:pPr>
+        <w:pStyle w:val="Heading3"/>
+      </w:pPr>
+      <w:r>
+        <w:t xml:space="preserve">Integrated Components</w:t>
+      </w:r>
+    </w:p>
+    <w:tbl>
+      <w:tblPr>
+        <w:tblStyle w:val="Table"/>
+        <w:tblW w:type="pct" w:w="5000"/>
+        <w:jc w:val="left"/>
+        <w:tblLayout w:type="fixed"/>
+        <w:tblLook w:firstRow="1" w:lastRow="0" w:firstColumn="0" w:lastColumn="0" w:noHBand="0" w:noVBand="0" w:val="0020"/>
+      </w:tblPr>
+      <w:tblGrid>
+        <w:gridCol w:w="2640"/>
+        <w:gridCol w:w="2640"/>
+        <w:gridCol w:w="2640"/>
+      </w:tblGrid>
+      <w:tr>
+        <w:trPr>
+          <w:tblHeader w:val="on"/>
+        </w:trPr>
+        <w:tc>
+          <w:tcPr/>
+          <w:p>
+            <w:pPr>
+              <w:pStyle w:val="Compact"/>
+              <w:jc w:val="left"/>
+            </w:pPr>
+            <w:r>
+              <w:t xml:space="preserve">Design</w:t>
+            </w:r>
+          </w:p>
+        </w:tc>
+        <w:tc>
+          <w:tcPr/>
+          <w:p>
+            <w:pPr>
+              <w:pStyle w:val="Compact"/>
+              <w:jc w:val="left"/>
+            </w:pPr>
+            <w:r>
+              <w:t xml:space="preserve">Implements SWR</w:t>
+            </w:r>
+          </w:p>
+        </w:tc>
+        <w:tc>
+          <w:tcPr/>
+          <w:p>
+            <w:pPr>
+              <w:pStyle w:val="Compact"/>
+              <w:jc w:val="left"/>
+            </w:pPr>
+            <w:r>
+              <w:t xml:space="preserve">Link rationale</w:t>
+            </w:r>
+          </w:p>
+        </w:tc>
+      </w:tr>
+      <w:tr>
+        <w:tc>
+          <w:tcPr/>
+          <w:p>
+            <w:pPr>
+              <w:pStyle w:val="Compact"/>
+              <w:jc w:val="left"/>
+            </w:pPr>
+            <w:r>
+              <w:rPr>
+                <w:rStyle w:val="VerbatimChar"/>
+              </w:rPr>
+              <w:t xml:space="preserve">FB2-SW-DSN-000001</w:t>
+            </w:r>
+          </w:p>
+        </w:tc>
+        <w:tc>
+          <w:tcPr/>
+          <w:p>
+            <w:pPr>
+              <w:pStyle w:val="Compact"/>
+              <w:jc w:val="left"/>
+            </w:pPr>
+            <w:r>
+              <w:rPr>
+                <w:rStyle w:val="VerbatimChar"/>
+              </w:rPr>
+              <w:t xml:space="preserve">FB2-SW-SWR-000001</w:t>
+            </w:r>
+          </w:p>
+        </w:tc>
+        <w:tc>
+          <w:tcPr/>
+          <w:p>
+            <w:pPr>
+              <w:pStyle w:val="Compact"/>
+              <w:jc w:val="left"/>
+            </w:pPr>
+            <w:r>
+              <w:t xml:space="preserve">Design implements software requirement</w:t>
+            </w:r>
+          </w:p>
+        </w:tc>
+      </w:tr>
+      <w:tr>
+        <w:tc>
+          <w:tcPr/>
+          <w:p>
+            <w:pPr>
+              <w:pStyle w:val="Compact"/>
+              <w:jc w:val="left"/>
+            </w:pPr>
+            <w:r>
+              <w:rPr>
+                <w:rStyle w:val="VerbatimChar"/>
+              </w:rPr>
+              <w:t xml:space="preserve">FB2-SW-DSN-000002</w:t>
+            </w:r>
+          </w:p>
+        </w:tc>
+        <w:tc>
+          <w:tcPr/>
+          <w:p>
+            <w:pPr>
+              <w:pStyle w:val="Compact"/>
+              <w:jc w:val="left"/>
+            </w:pPr>
+            <w:r>
+              <w:rPr>
+                <w:rStyle w:val="VerbatimChar"/>
+              </w:rPr>
+              <w:t xml:space="preserve">FB2-SW-SWR-000002</w:t>
+            </w:r>
+          </w:p>
+        </w:tc>
+        <w:tc>
+          <w:tcPr/>
+          <w:p>
+            <w:pPr>
+              <w:pStyle w:val="Compact"/>
+              <w:jc w:val="left"/>
+            </w:pPr>
+            <w:r>
+              <w:t xml:space="preserve">Design implements software requirement</w:t>
+            </w:r>
+          </w:p>
+        </w:tc>
+      </w:tr>
+      <w:tr>
+        <w:tc>
+          <w:tcPr/>
+          <w:p>
+            <w:pPr>
+              <w:pStyle w:val="Compact"/>
+              <w:jc w:val="left"/>
+            </w:pPr>
+            <w:r>
+              <w:rPr>
+                <w:rStyle w:val="VerbatimChar"/>
+              </w:rPr>
+              <w:t xml:space="preserve">FB2-SW-DSN-000003</w:t>
+            </w:r>
+          </w:p>
+        </w:tc>
+        <w:tc>
+          <w:tcPr/>
+          <w:p>
+            <w:pPr>
+              <w:pStyle w:val="Compact"/>
+              <w:jc w:val="left"/>
+            </w:pPr>
+            <w:r>
+              <w:rPr>
+                <w:rStyle w:val="VerbatimChar"/>
+              </w:rPr>
+              <w:t xml:space="preserve">FB2-SW-SWR-000003</w:t>
+            </w:r>
+          </w:p>
+        </w:tc>
+        <w:tc>
+          <w:tcPr/>
+          <w:p>
+            <w:pPr>
+              <w:pStyle w:val="Compact"/>
+              <w:jc w:val="left"/>
+            </w:pPr>
+            <w:r>
+              <w:t xml:space="preserve">Design implements software requirement</w:t>
+            </w:r>
+          </w:p>
+        </w:tc>
+      </w:tr>
+    </w:tbl>
+    <w:bookmarkEnd w:id="29"/>
+    <w:bookmarkStart w:id="30" w:name="integration-evidence-1"/>
+    <w:p>
+      <w:pPr>
+        <w:pStyle w:val="Heading3"/>
+      </w:pPr>
+      <w:r>
+        <w:t xml:space="preserve">Integration Evidence</w:t>
+      </w:r>
+    </w:p>
+    <w:p>
+      <w:pPr>
+        <w:pStyle w:val="FirstParagraph"/>
+      </w:pPr>
+      <w:r>
+        <w:t xml:space="preserve">No execution artifacts in this profile. Integration-level executions:</w:t>
+      </w:r>
+      <w:r>
+        <w:t xml:space="preserve"> </w:t>
+      </w:r>
+      <w:r>
+        <w:rPr>
+          <w:b/>
+          <w:bCs/>
+        </w:rPr>
+        <w:t xml:space="preserve">none in corpus</w:t>
+      </w:r>
+      <w:r>
+        <w:t xml:space="preserve">.</w:t>
+      </w:r>
+    </w:p>
+    <w:bookmarkEnd w:id="30"/>
+    <w:bookmarkStart w:id="31" w:name="integration-gaps-1"/>
+    <w:p>
+      <w:pPr>
+        <w:pStyle w:val="Heading3"/>
+      </w:pPr>
+      <w:r>
+        <w:t xml:space="preserve">Integration Gaps</w:t>
+      </w:r>
+    </w:p>
+    <w:tbl>
+      <w:tblPr>
+        <w:tblStyle w:val="Table"/>
+        <w:tblW w:type="pct" w:w="5000"/>
+        <w:jc w:val="left"/>
+        <w:tblLayout w:type="fixed"/>
+        <w:tblLook w:firstRow="1" w:lastRow="0" w:firstColumn="0" w:lastColumn="0" w:noHBand="0" w:noVBand="0" w:val="0020"/>
+      </w:tblPr>
+      <w:tblGrid>
+        <w:gridCol w:w="3960"/>
+        <w:gridCol w:w="3960"/>
+      </w:tblGrid>
+      <w:tr>
+        <w:trPr>
+          <w:tblHeader w:val="on"/>
+        </w:trPr>
+        <w:tc>
+          <w:tcPr/>
+          <w:p>
+            <w:pPr>
+              <w:pStyle w:val="Compact"/>
+              <w:jc w:val="left"/>
+            </w:pPr>
+            <w:r>
+              <w:t xml:space="preserve">Gap</w:t>
+            </w:r>
+          </w:p>
+        </w:tc>
+        <w:tc>
+          <w:tcPr/>
+          <w:p>
+            <w:pPr>
+              <w:pStyle w:val="Compact"/>
+              <w:jc w:val="left"/>
+            </w:pPr>
+            <w:r>
+              <w:t xml:space="preserve">Disposition</w:t>
+            </w:r>
+          </w:p>
+        </w:tc>
+      </w:tr>
+      <w:tr>
+        <w:tc>
+          <w:tcPr/>
+          <w:p>
+            <w:pPr>
+              <w:pStyle w:val="Compact"/>
+              <w:jc w:val="left"/>
+            </w:pPr>
+            <w:r>
+              <w:t xml:space="preserve">No component-level test measures</w:t>
+            </w:r>
+          </w:p>
+        </w:tc>
+        <w:tc>
+          <w:tcPr/>
+          <w:p>
+            <w:pPr>
+              <w:pStyle w:val="Compact"/>
+              <w:jc w:val="left"/>
+            </w:pPr>
+            <w:r>
+              <w:t xml:space="preserve">Gap documented; synthetic_reference to add per review disposition FB2-FND-000005</w:t>
+            </w:r>
+          </w:p>
+        </w:tc>
+      </w:tr>
+      <w:tr>
+        <w:tc>
+          <w:tcPr/>
+          <w:p>
+            <w:pPr>
+              <w:pStyle w:val="Compact"/>
+              <w:jc w:val="left"/>
+            </w:pPr>
+            <w:r>
+              <w:t xml:space="preserve">No integration-level executions (only unit</w:t>
+            </w:r>
+            <w:r>
+              <w:t xml:space="preserve"> </w:t>
+            </w:r>
+            <w:r>
+              <w:rPr>
+                <w:rStyle w:val="VerbatimChar"/>
+              </w:rPr>
+              <w:t xml:space="preserve">actual_host_run</w:t>
+            </w:r>
+            <w:r>
+              <w:t xml:space="preserve"> </w:t>
+            </w:r>
+            <w:r>
+              <w:t xml:space="preserve">exists)</w:t>
+            </w:r>
+          </w:p>
+        </w:tc>
+        <w:tc>
+          <w:tcPr/>
+          <w:p>
+            <w:pPr>
+              <w:pStyle w:val="Compact"/>
+              <w:jc w:val="left"/>
+            </w:pPr>
+            <w:r>
+              <w:t xml:space="preserve">Per governance policy: actual product evidence = 0 — blocked, not fabricated</w:t>
+            </w:r>
+          </w:p>
+        </w:tc>
+      </w:tr>
+      <w:tr>
+        <w:tc>
+          <w:tcPr/>
+          <w:p>
+            <w:pPr>
+              <w:pStyle w:val="Compact"/>
+              <w:jc w:val="left"/>
+            </w:pPr>
+            <w:r>
+              <w:t xml:space="preserve">No target-hardware integration runs</w:t>
+            </w:r>
+          </w:p>
+        </w:tc>
+        <w:tc>
+          <w:tcPr/>
+          <w:p>
+            <w:pPr>
+              <w:pStyle w:val="Compact"/>
+              <w:jc w:val="left"/>
+            </w:pPr>
+            <w:r>
+              <w:t xml:space="preserve">as_is gap documented in review</w:t>
+            </w:r>
+            <w:r>
+              <w:t xml:space="preserve"> </w:t>
+            </w:r>
+            <w:r>
+              <w:rPr>
+                <w:rStyle w:val="VerbatimChar"/>
+              </w:rPr>
+              <w:t xml:space="preserve">FB2-REV-000001</w:t>
+            </w:r>
+            <w:r>
+              <w:t xml:space="preserve"> </w:t>
+            </w:r>
+            <w:r>
+              <w:t xml:space="preserve">(finding FB2-FND-000002)</w:t>
+            </w:r>
+          </w:p>
+        </w:tc>
+      </w:tr>
+    </w:tbl>
     <w:p>
       <w:r>
         <w:pict>
@@ -1180,7 +1845,7 @@
           <w:i/>
           <w:iCs/>
         </w:rPr>
-        <w:t xml:space="preserve">Generated: 2026-09-12T01:01:53Z — auto-generated from the machine-verifiable corpus. Regenerate with</w:t>
+        <w:t xml:space="preserve">Generated: 2026-09-13T02:20:37Z — auto-generated from the machine-verifiable corpus. Regenerate with</w:t>
       </w:r>
       <w:r>
         <w:rPr>
@@ -1205,9 +1870,9 @@
         <w:t xml:space="preserve">.</w:t>
       </w:r>
     </w:p>
-    <w:bookmarkEnd w:id="27"/>
-    <w:bookmarkEnd w:id="28"/>
-    <w:bookmarkEnd w:id="29"/>
+    <w:bookmarkEnd w:id="31"/>
+    <w:bookmarkEnd w:id="32"/>
+    <w:bookmarkEnd w:id="33"/>
     <w:sectPr/>
   </w:body>
 </w:document>
@@ -1394,6 +2059,9 @@
     <w:abstractNumId w:val="990"/>
   </w:num>
   <w:num w:numId="1001">
+    <w:abstractNumId w:val="991"/>
+  </w:num>
+  <w:num w:numId="1002">
     <w:abstractNumId w:val="991"/>
   </w:num>
 </w:numbering>

--- a/docs/artifacts/spec-documents/07-software-integration-report.docx
+++ b/docs/artifacts/spec-documents/07-software-integration-report.docx
@@ -316,7 +316,7 @@
               <w:jc w:val="left"/>
             </w:pPr>
             <w:r>
-              <w:t xml:space="preserve">2026-09-13T02:20:37Z</w:t>
+              <w:t xml:space="preserve">2026-09-13T04:11:53Z</w:t>
             </w:r>
           </w:p>
         </w:tc>
@@ -1650,23 +1650,200 @@
     </w:p>
     <w:p>
       <w:pPr>
-        <w:pStyle w:val="FirstParagraph"/>
-      </w:pPr>
-      <w:r>
-        <w:t xml:space="preserve">No execution artifacts in this profile. Integration-level executions:</w:t>
-      </w:r>
-      <w:r>
-        <w:t xml:space="preserve"> </w:t>
-      </w:r>
-      <w:r>
-        <w:rPr>
-          <w:b/>
-          <w:bCs/>
-        </w:rPr>
-        <w:t xml:space="preserve">none in corpus</w:t>
-      </w:r>
-      <w:r>
-        <w:t xml:space="preserve">.</w:t>
+        <w:pStyle w:val="Compact"/>
+        <w:numPr>
+          <w:ilvl w:val="0"/>
+          <w:numId w:val="1003"/>
+        </w:numPr>
+      </w:pPr>
+      <w:r>
+        <w:rPr>
+          <w:rStyle w:val="VerbatimChar"/>
+        </w:rPr>
+        <w:t xml:space="preserve">FB2-VER-EXE-000001</w:t>
+      </w:r>
+      <w:r>
+        <w:t xml:space="preserve">: kind=</w:t>
+      </w:r>
+      <w:r>
+        <w:rPr>
+          <w:rStyle w:val="VerbatimChar"/>
+        </w:rPr>
+        <w:t xml:space="preserve">synthetic_fixture</w:t>
+      </w:r>
+      <w:r>
+        <w:t xml:space="preserve">, outcome=</w:t>
+      </w:r>
+      <w:r>
+        <w:rPr>
+          <w:rStyle w:val="VerbatimChar"/>
+        </w:rPr>
+        <w:t xml:space="preserve">pass</w:t>
+      </w:r>
+    </w:p>
+    <w:p>
+      <w:pPr>
+        <w:pStyle w:val="Compact"/>
+        <w:numPr>
+          <w:ilvl w:val="0"/>
+          <w:numId w:val="1003"/>
+        </w:numPr>
+      </w:pPr>
+      <w:r>
+        <w:rPr>
+          <w:rStyle w:val="VerbatimChar"/>
+        </w:rPr>
+        <w:t xml:space="preserve">FB2-VER-EXE-000002</w:t>
+      </w:r>
+      <w:r>
+        <w:t xml:space="preserve">: kind=</w:t>
+      </w:r>
+      <w:r>
+        <w:rPr>
+          <w:rStyle w:val="VerbatimChar"/>
+        </w:rPr>
+        <w:t xml:space="preserve">synthetic_fixture</w:t>
+      </w:r>
+      <w:r>
+        <w:t xml:space="preserve">, outcome=</w:t>
+      </w:r>
+      <w:r>
+        <w:rPr>
+          <w:rStyle w:val="VerbatimChar"/>
+        </w:rPr>
+        <w:t xml:space="preserve">pass</w:t>
+      </w:r>
+    </w:p>
+    <w:p>
+      <w:pPr>
+        <w:pStyle w:val="Compact"/>
+        <w:numPr>
+          <w:ilvl w:val="0"/>
+          <w:numId w:val="1003"/>
+        </w:numPr>
+      </w:pPr>
+      <w:r>
+        <w:rPr>
+          <w:rStyle w:val="VerbatimChar"/>
+        </w:rPr>
+        <w:t xml:space="preserve">FB2-VER-EXE-000003</w:t>
+      </w:r>
+      <w:r>
+        <w:t xml:space="preserve">: kind=</w:t>
+      </w:r>
+      <w:r>
+        <w:rPr>
+          <w:rStyle w:val="VerbatimChar"/>
+        </w:rPr>
+        <w:t xml:space="preserve">synthetic_fixture</w:t>
+      </w:r>
+      <w:r>
+        <w:t xml:space="preserve">, outcome=</w:t>
+      </w:r>
+      <w:r>
+        <w:rPr>
+          <w:rStyle w:val="VerbatimChar"/>
+        </w:rPr>
+        <w:t xml:space="preserve">pass</w:t>
+      </w:r>
+    </w:p>
+    <w:p>
+      <w:pPr>
+        <w:pStyle w:val="Compact"/>
+        <w:numPr>
+          <w:ilvl w:val="0"/>
+          <w:numId w:val="1003"/>
+        </w:numPr>
+      </w:pPr>
+      <w:r>
+        <w:rPr>
+          <w:rStyle w:val="VerbatimChar"/>
+        </w:rPr>
+        <w:t xml:space="preserve">FB2-VER-EXE-000004</w:t>
+      </w:r>
+      <w:r>
+        <w:t xml:space="preserve">: kind=</w:t>
+      </w:r>
+      <w:r>
+        <w:rPr>
+          <w:rStyle w:val="VerbatimChar"/>
+        </w:rPr>
+        <w:t xml:space="preserve">synthetic_fixture</w:t>
+      </w:r>
+      <w:r>
+        <w:t xml:space="preserve">, outcome=</w:t>
+      </w:r>
+      <w:r>
+        <w:rPr>
+          <w:rStyle w:val="VerbatimChar"/>
+        </w:rPr>
+        <w:t xml:space="preserve">pass</w:t>
+      </w:r>
+    </w:p>
+    <w:p>
+      <w:pPr>
+        <w:pStyle w:val="Compact"/>
+        <w:numPr>
+          <w:ilvl w:val="0"/>
+          <w:numId w:val="1003"/>
+        </w:numPr>
+      </w:pPr>
+      <w:r>
+        <w:rPr>
+          <w:rStyle w:val="VerbatimChar"/>
+        </w:rPr>
+        <w:t xml:space="preserve">FB2-VER-EXE-000005</w:t>
+      </w:r>
+      <w:r>
+        <w:t xml:space="preserve">: kind=</w:t>
+      </w:r>
+      <w:r>
+        <w:rPr>
+          <w:rStyle w:val="VerbatimChar"/>
+        </w:rPr>
+        <w:t xml:space="preserve">synthetic_fixture</w:t>
+      </w:r>
+      <w:r>
+        <w:t xml:space="preserve">, outcome=</w:t>
+      </w:r>
+      <w:r>
+        <w:rPr>
+          <w:rStyle w:val="VerbatimChar"/>
+        </w:rPr>
+        <w:t xml:space="preserve">pass</w:t>
+      </w:r>
+    </w:p>
+    <w:p>
+      <w:pPr>
+        <w:pStyle w:val="Compact"/>
+        <w:numPr>
+          <w:ilvl w:val="0"/>
+          <w:numId w:val="1003"/>
+        </w:numPr>
+      </w:pPr>
+      <w:r>
+        <w:rPr>
+          <w:rStyle w:val="VerbatimChar"/>
+        </w:rPr>
+        <w:t xml:space="preserve">FB2-VER-EXE-000006</w:t>
+      </w:r>
+      <w:r>
+        <w:t xml:space="preserve">: kind=</w:t>
+      </w:r>
+      <w:r>
+        <w:rPr>
+          <w:rStyle w:val="VerbatimChar"/>
+        </w:rPr>
+        <w:t xml:space="preserve">synthetic_fixture</w:t>
+      </w:r>
+      <w:r>
+        <w:t xml:space="preserve">, outcome=</w:t>
+      </w:r>
+      <w:r>
+        <w:rPr>
+          <w:rStyle w:val="VerbatimChar"/>
+        </w:rPr>
+        <w:t xml:space="preserve">pass</w:t>
       </w:r>
     </w:p>
     <w:bookmarkEnd w:id="30"/>
@@ -1845,7 +2022,7 @@
           <w:i/>
           <w:iCs/>
         </w:rPr>
-        <w:t xml:space="preserve">Generated: 2026-09-13T02:20:37Z — auto-generated from the machine-verifiable corpus. Regenerate with</w:t>
+        <w:t xml:space="preserve">Generated: 2026-09-13T04:11:53Z — auto-generated from the machine-verifiable corpus. Regenerate with</w:t>
       </w:r>
       <w:r>
         <w:rPr>
@@ -2062,6 +2239,9 @@
     <w:abstractNumId w:val="991"/>
   </w:num>
   <w:num w:numId="1002">
+    <w:abstractNumId w:val="991"/>
+  </w:num>
+  <w:num w:numId="1003">
     <w:abstractNumId w:val="991"/>
   </w:num>
 </w:numbering>

--- a/docs/artifacts/spec-documents/07-software-integration-report.docx
+++ b/docs/artifacts/spec-documents/07-software-integration-report.docx
@@ -316,7 +316,7 @@
               <w:jc w:val="left"/>
             </w:pPr>
             <w:r>
-              <w:t xml:space="preserve">2026-09-13T04:11:53Z</w:t>
+              <w:t xml:space="preserve">2026-09-13T15:17:46Z</w:t>
             </w:r>
           </w:p>
         </w:tc>
@@ -2022,7 +2022,7 @@
           <w:i/>
           <w:iCs/>
         </w:rPr>
-        <w:t xml:space="preserve">Generated: 2026-09-13T04:11:53Z — auto-generated from the machine-verifiable corpus. Regenerate with</w:t>
+        <w:t xml:space="preserve">Generated: 2026-09-13T15:17:46Z — auto-generated from the machine-verifiable corpus. Regenerate with</w:t>
       </w:r>
       <w:r>
         <w:rPr>

--- a/docs/artifacts/spec-documents/07-software-integration-report.docx
+++ b/docs/artifacts/spec-documents/07-software-integration-report.docx
@@ -23,7 +23,7 @@
         <w:pStyle w:val="Date"/>
       </w:pPr>
       <w:r>
-        <w:t xml:space="preserve">2026-09-13</w:t>
+        <w:t xml:space="preserve">2026-09-18</w:t>
       </w:r>
     </w:p>
     <w:sdt>
@@ -1244,7 +1244,46 @@
         <w:t xml:space="preserve">FB2-VER-EXE-000001</w:t>
       </w:r>
       <w:r>
-        <w:t xml:space="preserve">: kind=</w:t>
+        <w:t xml:space="preserve"> </w:t>
+      </w:r>
+      <w:r>
+        <w:t xml:space="preserve">(</w:t>
+      </w:r>
+      <w:r>
+        <w:rPr>
+          <w:rStyle w:val="VerbatimChar"/>
+        </w:rPr>
+        <w:t xml:space="preserve">result_of</w:t>
+      </w:r>
+      <w:r>
+        <w:t xml:space="preserve"> </w:t>
+      </w:r>
+      <w:r>
+        <w:t xml:space="preserve">→</w:t>
+      </w:r>
+      <w:r>
+        <w:t xml:space="preserve"> </w:t>
+      </w:r>
+      <w:r>
+        <w:rPr>
+          <w:rStyle w:val="VerbatimChar"/>
+        </w:rPr>
+        <w:t xml:space="preserve">FB2-VER-TMS-000001</w:t>
+      </w:r>
+      <w:r>
+        <w:t xml:space="preserve">,</w:t>
+      </w:r>
+      <w:r>
+        <w:t xml:space="preserve"> </w:t>
+      </w:r>
+      <w:r>
+        <w:rPr>
+          <w:rStyle w:val="VerbatimChar"/>
+        </w:rPr>
+        <w:t xml:space="preserve">FB2-LNK-SAF-000018</w:t>
+      </w:r>
+      <w:r>
+        <w:t xml:space="preserve">): kind=</w:t>
       </w:r>
       <w:r>
         <w:rPr>
@@ -1260,6 +1299,51 @@
           <w:rStyle w:val="VerbatimChar"/>
         </w:rPr>
         <w:t xml:space="preserve">pass</w:t>
+      </w:r>
+      <w:r>
+        <w:t xml:space="preserve"> </w:t>
+      </w:r>
+      <w:r>
+        <w:t xml:space="preserve">— unit-level execution only (SOA voltage test); hashes</w:t>
+      </w:r>
+      <w:r>
+        <w:t xml:space="preserve"> </w:t>
+      </w:r>
+      <w:r>
+        <w:rPr>
+          <w:rStyle w:val="VerbatimChar"/>
+        </w:rPr>
+        <w:t xml:space="preserve">sha256:placeholder</w:t>
+      </w:r>
+      <w:r>
+        <w:t xml:space="preserve">,</w:t>
+      </w:r>
+      <w:r>
+        <w:t xml:space="preserve"> </w:t>
+      </w:r>
+      <w:r>
+        <w:rPr>
+          <w:rStyle w:val="VerbatimChar"/>
+        </w:rPr>
+        <w:t xml:space="preserve">output_hashes</w:t>
+      </w:r>
+      <w:r>
+        <w:t xml:space="preserve"> </w:t>
+      </w:r>
+      <w:r>
+        <w:t xml:space="preserve">empty, not independently substantiated. No component/integration-level executions exist in</w:t>
+      </w:r>
+      <w:r>
+        <w:t xml:space="preserve"> </w:t>
+      </w:r>
+      <w:r>
+        <w:rPr>
+          <w:rStyle w:val="VerbatimChar"/>
+        </w:rPr>
+        <w:t xml:space="preserve">as_is</w:t>
+      </w:r>
+      <w:r>
+        <w:t xml:space="preserve">.</w:t>
       </w:r>
     </w:p>
     <w:bookmarkEnd w:id="26"/>
@@ -1646,6 +1730,65 @@
       </w:pPr>
       <w:r>
         <w:t xml:space="preserve">Integration Evidence</w:t>
+      </w:r>
+    </w:p>
+    <w:p>
+      <w:pPr>
+        <w:pStyle w:val="FirstParagraph"/>
+      </w:pPr>
+      <w:r>
+        <w:t xml:space="preserve">All six executions are unit-level</w:t>
+      </w:r>
+      <w:r>
+        <w:t xml:space="preserve"> </w:t>
+      </w:r>
+      <w:r>
+        <w:rPr>
+          <w:rStyle w:val="VerbatimChar"/>
+        </w:rPr>
+        <w:t xml:space="preserve">synthetic_fixture</w:t>
+      </w:r>
+      <w:r>
+        <w:t xml:space="preserve"> </w:t>
+      </w:r>
+      <w:r>
+        <w:t xml:space="preserve">results (</w:t>
+      </w:r>
+      <w:r>
+        <w:rPr>
+          <w:rStyle w:val="VerbatimChar"/>
+        </w:rPr>
+        <w:t xml:space="preserve">result_of</w:t>
+      </w:r>
+      <w:r>
+        <w:t xml:space="preserve"> </w:t>
+      </w:r>
+      <w:r>
+        <w:t xml:space="preserve">links</w:t>
+      </w:r>
+      <w:r>
+        <w:t xml:space="preserve"> </w:t>
+      </w:r>
+      <w:r>
+        <w:rPr>
+          <w:rStyle w:val="VerbatimChar"/>
+        </w:rPr>
+        <w:t xml:space="preserve">FB2-LNK-SAF-000033..038</w:t>
+      </w:r>
+      <w:r>
+        <w:t xml:space="preserve">), demonstrating corpus structure only — no component/integration-level test measures exist in</w:t>
+      </w:r>
+      <w:r>
+        <w:t xml:space="preserve"> </w:t>
+      </w:r>
+      <w:r>
+        <w:rPr>
+          <w:rStyle w:val="VerbatimChar"/>
+        </w:rPr>
+        <w:t xml:space="preserve">synthetic_reference</w:t>
+      </w:r>
+      <w:r>
+        <w:t xml:space="preserve">.</w:t>
       </w:r>
     </w:p>
     <w:p>

--- a/docs/artifacts/spec-documents/07-software-integration-report.docx
+++ b/docs/artifacts/spec-documents/07-software-integration-report.docx
@@ -23,7 +23,7 @@
         <w:pStyle w:val="Date"/>
       </w:pPr>
       <w:r>
-        <w:t xml:space="preserve">2026-09-18</w:t>
+        <w:t xml:space="preserve">2026-09-19</w:t>
       </w:r>
     </w:p>
     <w:sdt>
@@ -1406,19 +1406,19 @@
               <w:jc w:val="left"/>
             </w:pPr>
             <w:r>
-              <w:t xml:space="preserve">No component-level test measures</w:t>
-            </w:r>
-          </w:p>
-        </w:tc>
-        <w:tc>
-          <w:tcPr/>
-          <w:p>
-            <w:pPr>
-              <w:pStyle w:val="Compact"/>
-              <w:jc w:val="left"/>
-            </w:pPr>
-            <w:r>
-              <w:t xml:space="preserve">Gap documented; synthetic_reference to add per review disposition FB2-FND-000005</w:t>
+              <w:t xml:space="preserve">No component/integration-level executions (planning stubs TMS-007/010 only)</w:t>
+            </w:r>
+          </w:p>
+        </w:tc>
+        <w:tc>
+          <w:tcPr/>
+          <w:p>
+            <w:pPr>
+              <w:pStyle w:val="Compact"/>
+              <w:jc w:val="left"/>
+            </w:pPr>
+            <w:r>
+              <w:t xml:space="preserve">Per governance policy: actual product evidence = 0 — blocked, not fabricated</w:t>
             </w:r>
           </w:p>
         </w:tc>
@@ -2049,19 +2049,19 @@
               <w:jc w:val="left"/>
             </w:pPr>
             <w:r>
-              <w:t xml:space="preserve">No component-level test measures</w:t>
-            </w:r>
-          </w:p>
-        </w:tc>
-        <w:tc>
-          <w:tcPr/>
-          <w:p>
-            <w:pPr>
-              <w:pStyle w:val="Compact"/>
-              <w:jc w:val="left"/>
-            </w:pPr>
-            <w:r>
-              <w:t xml:space="preserve">Gap documented; synthetic_reference to add per review disposition FB2-FND-000005</w:t>
+              <w:t xml:space="preserve">No component/integration-level executions (planning stubs TMS-007/010 only)</w:t>
+            </w:r>
+          </w:p>
+        </w:tc>
+        <w:tc>
+          <w:tcPr/>
+          <w:p>
+            <w:pPr>
+              <w:pStyle w:val="Compact"/>
+              <w:jc w:val="left"/>
+            </w:pPr>
+            <w:r>
+              <w:t xml:space="preserve">Per governance policy: actual product evidence = 0 — blocked, not fabricated</w:t>
             </w:r>
           </w:p>
         </w:tc>

--- a/docs/artifacts/spec-documents/07-software-integration-report.docx
+++ b/docs/artifacts/spec-documents/07-software-integration-report.docx
@@ -23,7 +23,7 @@
         <w:pStyle w:val="Date"/>
       </w:pPr>
       <w:r>
-        <w:t xml:space="preserve">2026-09-19</w:t>
+        <w:t xml:space="preserve">2026-09-20</w:t>
       </w:r>
     </w:p>
     <w:sdt>

--- a/docs/artifacts/spec-documents/07-software-integration-report.docx
+++ b/docs/artifacts/spec-documents/07-software-integration-report.docx
@@ -23,7 +23,7 @@
         <w:pStyle w:val="Date"/>
       </w:pPr>
       <w:r>
-        <w:t xml:space="preserve">2026-09-20</w:t>
+        <w:t xml:space="preserve">2026-09-29</w:t>
       </w:r>
     </w:p>
     <w:sdt>
@@ -316,7 +316,7 @@
               <w:jc w:val="left"/>
             </w:pPr>
             <w:r>
-              <w:t xml:space="preserve">2026-09-13T15:17:46Z</w:t>
+              <w:t xml:space="preserve">2026-09-29T10:08:35Z</w:t>
             </w:r>
           </w:p>
         </w:tc>
@@ -1244,46 +1244,7 @@
         <w:t xml:space="preserve">FB2-VER-EXE-000001</w:t>
       </w:r>
       <w:r>
-        <w:t xml:space="preserve"> </w:t>
-      </w:r>
-      <w:r>
-        <w:t xml:space="preserve">(</w:t>
-      </w:r>
-      <w:r>
-        <w:rPr>
-          <w:rStyle w:val="VerbatimChar"/>
-        </w:rPr>
-        <w:t xml:space="preserve">result_of</w:t>
-      </w:r>
-      <w:r>
-        <w:t xml:space="preserve"> </w:t>
-      </w:r>
-      <w:r>
-        <w:t xml:space="preserve">→</w:t>
-      </w:r>
-      <w:r>
-        <w:t xml:space="preserve"> </w:t>
-      </w:r>
-      <w:r>
-        <w:rPr>
-          <w:rStyle w:val="VerbatimChar"/>
-        </w:rPr>
-        <w:t xml:space="preserve">FB2-VER-TMS-000001</w:t>
-      </w:r>
-      <w:r>
-        <w:t xml:space="preserve">,</w:t>
-      </w:r>
-      <w:r>
-        <w:t xml:space="preserve"> </w:t>
-      </w:r>
-      <w:r>
-        <w:rPr>
-          <w:rStyle w:val="VerbatimChar"/>
-        </w:rPr>
-        <w:t xml:space="preserve">FB2-LNK-SAF-000018</w:t>
-      </w:r>
-      <w:r>
-        <w:t xml:space="preserve">): kind=</w:t>
+        <w:t xml:space="preserve">: kind=</w:t>
       </w:r>
       <w:r>
         <w:rPr>
@@ -1300,50 +1261,434 @@
         </w:rPr>
         <w:t xml:space="preserve">pass</w:t>
       </w:r>
-      <w:r>
-        <w:t xml:space="preserve"> </w:t>
-      </w:r>
-      <w:r>
-        <w:t xml:space="preserve">— unit-level execution only (SOA voltage test); hashes</w:t>
-      </w:r>
-      <w:r>
-        <w:t xml:space="preserve"> </w:t>
-      </w:r>
-      <w:r>
-        <w:rPr>
-          <w:rStyle w:val="VerbatimChar"/>
-        </w:rPr>
-        <w:t xml:space="preserve">sha256:placeholder</w:t>
-      </w:r>
-      <w:r>
-        <w:t xml:space="preserve">,</w:t>
-      </w:r>
-      <w:r>
-        <w:t xml:space="preserve"> </w:t>
-      </w:r>
-      <w:r>
-        <w:rPr>
-          <w:rStyle w:val="VerbatimChar"/>
-        </w:rPr>
-        <w:t xml:space="preserve">output_hashes</w:t>
-      </w:r>
-      <w:r>
-        <w:t xml:space="preserve"> </w:t>
-      </w:r>
-      <w:r>
-        <w:t xml:space="preserve">empty, not independently substantiated. No component/integration-level executions exist in</w:t>
-      </w:r>
-      <w:r>
-        <w:t xml:space="preserve"> </w:t>
-      </w:r>
-      <w:r>
-        <w:rPr>
-          <w:rStyle w:val="VerbatimChar"/>
-        </w:rPr>
-        <w:t xml:space="preserve">as_is</w:t>
-      </w:r>
-      <w:r>
-        <w:t xml:space="preserve">.</w:t>
+    </w:p>
+    <w:p>
+      <w:pPr>
+        <w:pStyle w:val="Compact"/>
+        <w:numPr>
+          <w:ilvl w:val="0"/>
+          <w:numId w:val="1002"/>
+        </w:numPr>
+      </w:pPr>
+      <w:r>
+        <w:rPr>
+          <w:rStyle w:val="VerbatimChar"/>
+        </w:rPr>
+        <w:t xml:space="preserve">FB2-VER-EXE-000002</w:t>
+      </w:r>
+      <w:r>
+        <w:t xml:space="preserve">: kind=</w:t>
+      </w:r>
+      <w:r>
+        <w:rPr>
+          <w:rStyle w:val="VerbatimChar"/>
+        </w:rPr>
+        <w:t xml:space="preserve">actual_host_run</w:t>
+      </w:r>
+      <w:r>
+        <w:t xml:space="preserve">, outcome=</w:t>
+      </w:r>
+      <w:r>
+        <w:rPr>
+          <w:rStyle w:val="VerbatimChar"/>
+        </w:rPr>
+        <w:t xml:space="preserve">pass</w:t>
+      </w:r>
+    </w:p>
+    <w:p>
+      <w:pPr>
+        <w:pStyle w:val="Compact"/>
+        <w:numPr>
+          <w:ilvl w:val="0"/>
+          <w:numId w:val="1002"/>
+        </w:numPr>
+      </w:pPr>
+      <w:r>
+        <w:rPr>
+          <w:rStyle w:val="VerbatimChar"/>
+        </w:rPr>
+        <w:t xml:space="preserve">FB2-VER-EXE-000003</w:t>
+      </w:r>
+      <w:r>
+        <w:t xml:space="preserve">: kind=</w:t>
+      </w:r>
+      <w:r>
+        <w:rPr>
+          <w:rStyle w:val="VerbatimChar"/>
+        </w:rPr>
+        <w:t xml:space="preserve">actual_host_run</w:t>
+      </w:r>
+      <w:r>
+        <w:t xml:space="preserve">, outcome=</w:t>
+      </w:r>
+      <w:r>
+        <w:rPr>
+          <w:rStyle w:val="VerbatimChar"/>
+        </w:rPr>
+        <w:t xml:space="preserve">pass</w:t>
+      </w:r>
+    </w:p>
+    <w:p>
+      <w:pPr>
+        <w:pStyle w:val="Compact"/>
+        <w:numPr>
+          <w:ilvl w:val="0"/>
+          <w:numId w:val="1002"/>
+        </w:numPr>
+      </w:pPr>
+      <w:r>
+        <w:rPr>
+          <w:rStyle w:val="VerbatimChar"/>
+        </w:rPr>
+        <w:t xml:space="preserve">FB2-VER-EXE-000004</w:t>
+      </w:r>
+      <w:r>
+        <w:t xml:space="preserve">: kind=</w:t>
+      </w:r>
+      <w:r>
+        <w:rPr>
+          <w:rStyle w:val="VerbatimChar"/>
+        </w:rPr>
+        <w:t xml:space="preserve">none</w:t>
+      </w:r>
+      <w:r>
+        <w:t xml:space="preserve">, outcome=</w:t>
+      </w:r>
+      <w:r>
+        <w:rPr>
+          <w:rStyle w:val="VerbatimChar"/>
+        </w:rPr>
+        <w:t xml:space="preserve">blocked</w:t>
+      </w:r>
+    </w:p>
+    <w:p>
+      <w:pPr>
+        <w:pStyle w:val="Compact"/>
+        <w:numPr>
+          <w:ilvl w:val="0"/>
+          <w:numId w:val="1002"/>
+        </w:numPr>
+      </w:pPr>
+      <w:r>
+        <w:rPr>
+          <w:rStyle w:val="VerbatimChar"/>
+        </w:rPr>
+        <w:t xml:space="preserve">FB2-VER-EXE-000005</w:t>
+      </w:r>
+      <w:r>
+        <w:t xml:space="preserve">: kind=</w:t>
+      </w:r>
+      <w:r>
+        <w:rPr>
+          <w:rStyle w:val="VerbatimChar"/>
+        </w:rPr>
+        <w:t xml:space="preserve">actual_host_run</w:t>
+      </w:r>
+      <w:r>
+        <w:t xml:space="preserve">, outcome=</w:t>
+      </w:r>
+      <w:r>
+        <w:rPr>
+          <w:rStyle w:val="VerbatimChar"/>
+        </w:rPr>
+        <w:t xml:space="preserve">pass</w:t>
+      </w:r>
+    </w:p>
+    <w:p>
+      <w:pPr>
+        <w:pStyle w:val="Compact"/>
+        <w:numPr>
+          <w:ilvl w:val="0"/>
+          <w:numId w:val="1002"/>
+        </w:numPr>
+      </w:pPr>
+      <w:r>
+        <w:rPr>
+          <w:rStyle w:val="VerbatimChar"/>
+        </w:rPr>
+        <w:t xml:space="preserve">FB2-VER-EXE-000006</w:t>
+      </w:r>
+      <w:r>
+        <w:t xml:space="preserve">: kind=</w:t>
+      </w:r>
+      <w:r>
+        <w:rPr>
+          <w:rStyle w:val="VerbatimChar"/>
+        </w:rPr>
+        <w:t xml:space="preserve">actual_host_run</w:t>
+      </w:r>
+      <w:r>
+        <w:t xml:space="preserve">, outcome=</w:t>
+      </w:r>
+      <w:r>
+        <w:rPr>
+          <w:rStyle w:val="VerbatimChar"/>
+        </w:rPr>
+        <w:t xml:space="preserve">fail</w:t>
+      </w:r>
+    </w:p>
+    <w:p>
+      <w:pPr>
+        <w:pStyle w:val="Compact"/>
+        <w:numPr>
+          <w:ilvl w:val="0"/>
+          <w:numId w:val="1002"/>
+        </w:numPr>
+      </w:pPr>
+      <w:r>
+        <w:rPr>
+          <w:rStyle w:val="VerbatimChar"/>
+        </w:rPr>
+        <w:t xml:space="preserve">FB2-VER-EXE-000007</w:t>
+      </w:r>
+      <w:r>
+        <w:t xml:space="preserve">: kind=</w:t>
+      </w:r>
+      <w:r>
+        <w:rPr>
+          <w:rStyle w:val="VerbatimChar"/>
+        </w:rPr>
+        <w:t xml:space="preserve">actual_host_run</w:t>
+      </w:r>
+      <w:r>
+        <w:t xml:space="preserve">, outcome=</w:t>
+      </w:r>
+      <w:r>
+        <w:rPr>
+          <w:rStyle w:val="VerbatimChar"/>
+        </w:rPr>
+        <w:t xml:space="preserve">fail</w:t>
+      </w:r>
+    </w:p>
+    <w:p>
+      <w:pPr>
+        <w:pStyle w:val="Compact"/>
+        <w:numPr>
+          <w:ilvl w:val="0"/>
+          <w:numId w:val="1002"/>
+        </w:numPr>
+      </w:pPr>
+      <w:r>
+        <w:rPr>
+          <w:rStyle w:val="VerbatimChar"/>
+        </w:rPr>
+        <w:t xml:space="preserve">FB2-VER-EXE-000008</w:t>
+      </w:r>
+      <w:r>
+        <w:t xml:space="preserve">: kind=</w:t>
+      </w:r>
+      <w:r>
+        <w:rPr>
+          <w:rStyle w:val="VerbatimChar"/>
+        </w:rPr>
+        <w:t xml:space="preserve">actual_host_run</w:t>
+      </w:r>
+      <w:r>
+        <w:t xml:space="preserve">, outcome=</w:t>
+      </w:r>
+      <w:r>
+        <w:rPr>
+          <w:rStyle w:val="VerbatimChar"/>
+        </w:rPr>
+        <w:t xml:space="preserve">fail</w:t>
+      </w:r>
+    </w:p>
+    <w:p>
+      <w:pPr>
+        <w:pStyle w:val="Compact"/>
+        <w:numPr>
+          <w:ilvl w:val="0"/>
+          <w:numId w:val="1002"/>
+        </w:numPr>
+      </w:pPr>
+      <w:r>
+        <w:rPr>
+          <w:rStyle w:val="VerbatimChar"/>
+        </w:rPr>
+        <w:t xml:space="preserve">FB2-VER-EXE-000009</w:t>
+      </w:r>
+      <w:r>
+        <w:t xml:space="preserve">: kind=</w:t>
+      </w:r>
+      <w:r>
+        <w:rPr>
+          <w:rStyle w:val="VerbatimChar"/>
+        </w:rPr>
+        <w:t xml:space="preserve">actual_host_run</w:t>
+      </w:r>
+      <w:r>
+        <w:t xml:space="preserve">, outcome=</w:t>
+      </w:r>
+      <w:r>
+        <w:rPr>
+          <w:rStyle w:val="VerbatimChar"/>
+        </w:rPr>
+        <w:t xml:space="preserve">fail</w:t>
+      </w:r>
+    </w:p>
+    <w:p>
+      <w:pPr>
+        <w:pStyle w:val="Compact"/>
+        <w:numPr>
+          <w:ilvl w:val="0"/>
+          <w:numId w:val="1002"/>
+        </w:numPr>
+      </w:pPr>
+      <w:r>
+        <w:rPr>
+          <w:rStyle w:val="VerbatimChar"/>
+        </w:rPr>
+        <w:t xml:space="preserve">FB2-VER-EXE-000010</w:t>
+      </w:r>
+      <w:r>
+        <w:t xml:space="preserve">: kind=</w:t>
+      </w:r>
+      <w:r>
+        <w:rPr>
+          <w:rStyle w:val="VerbatimChar"/>
+        </w:rPr>
+        <w:t xml:space="preserve">actual_host_run</w:t>
+      </w:r>
+      <w:r>
+        <w:t xml:space="preserve">, outcome=</w:t>
+      </w:r>
+      <w:r>
+        <w:rPr>
+          <w:rStyle w:val="VerbatimChar"/>
+        </w:rPr>
+        <w:t xml:space="preserve">fail</w:t>
+      </w:r>
+    </w:p>
+    <w:p>
+      <w:pPr>
+        <w:pStyle w:val="Compact"/>
+        <w:numPr>
+          <w:ilvl w:val="0"/>
+          <w:numId w:val="1002"/>
+        </w:numPr>
+      </w:pPr>
+      <w:r>
+        <w:rPr>
+          <w:rStyle w:val="VerbatimChar"/>
+        </w:rPr>
+        <w:t xml:space="preserve">FB2-VER-EXE-000011</w:t>
+      </w:r>
+      <w:r>
+        <w:t xml:space="preserve">: kind=</w:t>
+      </w:r>
+      <w:r>
+        <w:rPr>
+          <w:rStyle w:val="VerbatimChar"/>
+        </w:rPr>
+        <w:t xml:space="preserve">actual_host_run</w:t>
+      </w:r>
+      <w:r>
+        <w:t xml:space="preserve">, outcome=</w:t>
+      </w:r>
+      <w:r>
+        <w:rPr>
+          <w:rStyle w:val="VerbatimChar"/>
+        </w:rPr>
+        <w:t xml:space="preserve">fail</w:t>
+      </w:r>
+    </w:p>
+    <w:p>
+      <w:pPr>
+        <w:pStyle w:val="Compact"/>
+        <w:numPr>
+          <w:ilvl w:val="0"/>
+          <w:numId w:val="1002"/>
+        </w:numPr>
+      </w:pPr>
+      <w:r>
+        <w:rPr>
+          <w:rStyle w:val="VerbatimChar"/>
+        </w:rPr>
+        <w:t xml:space="preserve">FB2-VER-EXE-000012</w:t>
+      </w:r>
+      <w:r>
+        <w:t xml:space="preserve">: kind=</w:t>
+      </w:r>
+      <w:r>
+        <w:rPr>
+          <w:rStyle w:val="VerbatimChar"/>
+        </w:rPr>
+        <w:t xml:space="preserve">actual_host_run</w:t>
+      </w:r>
+      <w:r>
+        <w:t xml:space="preserve">, outcome=</w:t>
+      </w:r>
+      <w:r>
+        <w:rPr>
+          <w:rStyle w:val="VerbatimChar"/>
+        </w:rPr>
+        <w:t xml:space="preserve">fail</w:t>
+      </w:r>
+    </w:p>
+    <w:p>
+      <w:pPr>
+        <w:pStyle w:val="Compact"/>
+        <w:numPr>
+          <w:ilvl w:val="0"/>
+          <w:numId w:val="1002"/>
+        </w:numPr>
+      </w:pPr>
+      <w:r>
+        <w:rPr>
+          <w:rStyle w:val="VerbatimChar"/>
+        </w:rPr>
+        <w:t xml:space="preserve">FB2-VER-EXE-000013</w:t>
+      </w:r>
+      <w:r>
+        <w:t xml:space="preserve">: kind=</w:t>
+      </w:r>
+      <w:r>
+        <w:rPr>
+          <w:rStyle w:val="VerbatimChar"/>
+        </w:rPr>
+        <w:t xml:space="preserve">actual_host_run</w:t>
+      </w:r>
+      <w:r>
+        <w:t xml:space="preserve">, outcome=</w:t>
+      </w:r>
+      <w:r>
+        <w:rPr>
+          <w:rStyle w:val="VerbatimChar"/>
+        </w:rPr>
+        <w:t xml:space="preserve">fail</w:t>
+      </w:r>
+    </w:p>
+    <w:p>
+      <w:pPr>
+        <w:pStyle w:val="Compact"/>
+        <w:numPr>
+          <w:ilvl w:val="0"/>
+          <w:numId w:val="1002"/>
+        </w:numPr>
+      </w:pPr>
+      <w:r>
+        <w:rPr>
+          <w:rStyle w:val="VerbatimChar"/>
+        </w:rPr>
+        <w:t xml:space="preserve">FB2-VER-EXE-000014</w:t>
+      </w:r>
+      <w:r>
+        <w:t xml:space="preserve">: kind=</w:t>
+      </w:r>
+      <w:r>
+        <w:rPr>
+          <w:rStyle w:val="VerbatimChar"/>
+        </w:rPr>
+        <w:t xml:space="preserve">actual_host_run</w:t>
+      </w:r>
+      <w:r>
+        <w:t xml:space="preserve">, outcome=</w:t>
+      </w:r>
+      <w:r>
+        <w:rPr>
+          <w:rStyle w:val="VerbatimChar"/>
+        </w:rPr>
+        <w:t xml:space="preserve">fail</w:t>
       </w:r>
     </w:p>
     <w:bookmarkEnd w:id="26"/>
@@ -1406,19 +1751,19 @@
               <w:jc w:val="left"/>
             </w:pPr>
             <w:r>
-              <w:t xml:space="preserve">No component/integration-level executions (planning stubs TMS-007/010 only)</w:t>
-            </w:r>
-          </w:p>
-        </w:tc>
-        <w:tc>
-          <w:tcPr/>
-          <w:p>
-            <w:pPr>
-              <w:pStyle w:val="Compact"/>
-              <w:jc w:val="left"/>
-            </w:pPr>
-            <w:r>
-              <w:t xml:space="preserve">Per governance policy: actual product evidence = 0 — blocked, not fabricated</w:t>
+              <w:t xml:space="preserve">No component-level test measures</w:t>
+            </w:r>
+          </w:p>
+        </w:tc>
+        <w:tc>
+          <w:tcPr/>
+          <w:p>
+            <w:pPr>
+              <w:pStyle w:val="Compact"/>
+              <w:jc w:val="left"/>
+            </w:pPr>
+            <w:r>
+              <w:t xml:space="preserve">Gap documented; synthetic_reference to add per review disposition FB2-FND-000005</w:t>
             </w:r>
           </w:p>
         </w:tc>
@@ -1734,65 +2079,6 @@
     </w:p>
     <w:p>
       <w:pPr>
-        <w:pStyle w:val="FirstParagraph"/>
-      </w:pPr>
-      <w:r>
-        <w:t xml:space="preserve">All six executions are unit-level</w:t>
-      </w:r>
-      <w:r>
-        <w:t xml:space="preserve"> </w:t>
-      </w:r>
-      <w:r>
-        <w:rPr>
-          <w:rStyle w:val="VerbatimChar"/>
-        </w:rPr>
-        <w:t xml:space="preserve">synthetic_fixture</w:t>
-      </w:r>
-      <w:r>
-        <w:t xml:space="preserve"> </w:t>
-      </w:r>
-      <w:r>
-        <w:t xml:space="preserve">results (</w:t>
-      </w:r>
-      <w:r>
-        <w:rPr>
-          <w:rStyle w:val="VerbatimChar"/>
-        </w:rPr>
-        <w:t xml:space="preserve">result_of</w:t>
-      </w:r>
-      <w:r>
-        <w:t xml:space="preserve"> </w:t>
-      </w:r>
-      <w:r>
-        <w:t xml:space="preserve">links</w:t>
-      </w:r>
-      <w:r>
-        <w:t xml:space="preserve"> </w:t>
-      </w:r>
-      <w:r>
-        <w:rPr>
-          <w:rStyle w:val="VerbatimChar"/>
-        </w:rPr>
-        <w:t xml:space="preserve">FB2-LNK-SAF-000033..038</w:t>
-      </w:r>
-      <w:r>
-        <w:t xml:space="preserve">), demonstrating corpus structure only — no component/integration-level test measures exist in</w:t>
-      </w:r>
-      <w:r>
-        <w:t xml:space="preserve"> </w:t>
-      </w:r>
-      <w:r>
-        <w:rPr>
-          <w:rStyle w:val="VerbatimChar"/>
-        </w:rPr>
-        <w:t xml:space="preserve">synthetic_reference</w:t>
-      </w:r>
-      <w:r>
-        <w:t xml:space="preserve">.</w:t>
-      </w:r>
-    </w:p>
-    <w:p>
-      <w:pPr>
         <w:pStyle w:val="Compact"/>
         <w:numPr>
           <w:ilvl w:val="0"/>
@@ -1987,6 +2273,171 @@
           <w:rStyle w:val="VerbatimChar"/>
         </w:rPr>
         <w:t xml:space="preserve">pass</w:t>
+      </w:r>
+    </w:p>
+    <w:p>
+      <w:pPr>
+        <w:pStyle w:val="Compact"/>
+        <w:numPr>
+          <w:ilvl w:val="0"/>
+          <w:numId w:val="1003"/>
+        </w:numPr>
+      </w:pPr>
+      <w:r>
+        <w:rPr>
+          <w:rStyle w:val="VerbatimChar"/>
+        </w:rPr>
+        <w:t xml:space="preserve">FB2-VER-EXE-000007</w:t>
+      </w:r>
+      <w:r>
+        <w:t xml:space="preserve">: kind=</w:t>
+      </w:r>
+      <w:r>
+        <w:rPr>
+          <w:rStyle w:val="VerbatimChar"/>
+        </w:rPr>
+        <w:t xml:space="preserve">none</w:t>
+      </w:r>
+      <w:r>
+        <w:t xml:space="preserve">, outcome=</w:t>
+      </w:r>
+      <w:r>
+        <w:rPr>
+          <w:rStyle w:val="VerbatimChar"/>
+        </w:rPr>
+        <w:t xml:space="preserve">blocked</w:t>
+      </w:r>
+    </w:p>
+    <w:p>
+      <w:pPr>
+        <w:pStyle w:val="Compact"/>
+        <w:numPr>
+          <w:ilvl w:val="0"/>
+          <w:numId w:val="1003"/>
+        </w:numPr>
+      </w:pPr>
+      <w:r>
+        <w:rPr>
+          <w:rStyle w:val="VerbatimChar"/>
+        </w:rPr>
+        <w:t xml:space="preserve">FB2-VER-EXE-000008</w:t>
+      </w:r>
+      <w:r>
+        <w:t xml:space="preserve">: kind=</w:t>
+      </w:r>
+      <w:r>
+        <w:rPr>
+          <w:rStyle w:val="VerbatimChar"/>
+        </w:rPr>
+        <w:t xml:space="preserve">none</w:t>
+      </w:r>
+      <w:r>
+        <w:t xml:space="preserve">, outcome=</w:t>
+      </w:r>
+      <w:r>
+        <w:rPr>
+          <w:rStyle w:val="VerbatimChar"/>
+        </w:rPr>
+        <w:t xml:space="preserve">blocked</w:t>
+      </w:r>
+    </w:p>
+    <w:p>
+      <w:pPr>
+        <w:pStyle w:val="Compact"/>
+        <w:numPr>
+          <w:ilvl w:val="0"/>
+          <w:numId w:val="1003"/>
+        </w:numPr>
+      </w:pPr>
+      <w:r>
+        <w:rPr>
+          <w:rStyle w:val="VerbatimChar"/>
+        </w:rPr>
+        <w:t xml:space="preserve">FB2-VER-EXE-000009</w:t>
+      </w:r>
+      <w:r>
+        <w:t xml:space="preserve">: kind=</w:t>
+      </w:r>
+      <w:r>
+        <w:rPr>
+          <w:rStyle w:val="VerbatimChar"/>
+        </w:rPr>
+        <w:t xml:space="preserve">none</w:t>
+      </w:r>
+      <w:r>
+        <w:t xml:space="preserve">, outcome=</w:t>
+      </w:r>
+      <w:r>
+        <w:rPr>
+          <w:rStyle w:val="VerbatimChar"/>
+        </w:rPr>
+        <w:t xml:space="preserve">blocked</w:t>
+      </w:r>
+    </w:p>
+    <w:p>
+      <w:pPr>
+        <w:pStyle w:val="Compact"/>
+        <w:numPr>
+          <w:ilvl w:val="0"/>
+          <w:numId w:val="1003"/>
+        </w:numPr>
+      </w:pPr>
+      <w:r>
+        <w:rPr>
+          <w:rStyle w:val="VerbatimChar"/>
+        </w:rPr>
+        <w:t xml:space="preserve">FB2-VER-EXE-000010</w:t>
+      </w:r>
+      <w:r>
+        <w:t xml:space="preserve">: kind=</w:t>
+      </w:r>
+      <w:r>
+        <w:rPr>
+          <w:rStyle w:val="VerbatimChar"/>
+        </w:rPr>
+        <w:t xml:space="preserve">none</w:t>
+      </w:r>
+      <w:r>
+        <w:t xml:space="preserve">, outcome=</w:t>
+      </w:r>
+      <w:r>
+        <w:rPr>
+          <w:rStyle w:val="VerbatimChar"/>
+        </w:rPr>
+        <w:t xml:space="preserve">blocked</w:t>
+      </w:r>
+    </w:p>
+    <w:p>
+      <w:pPr>
+        <w:pStyle w:val="Compact"/>
+        <w:numPr>
+          <w:ilvl w:val="0"/>
+          <w:numId w:val="1003"/>
+        </w:numPr>
+      </w:pPr>
+      <w:r>
+        <w:rPr>
+          <w:rStyle w:val="VerbatimChar"/>
+        </w:rPr>
+        <w:t xml:space="preserve">FB2-VER-EXE-000011</w:t>
+      </w:r>
+      <w:r>
+        <w:t xml:space="preserve">: kind=</w:t>
+      </w:r>
+      <w:r>
+        <w:rPr>
+          <w:rStyle w:val="VerbatimChar"/>
+        </w:rPr>
+        <w:t xml:space="preserve">none</w:t>
+      </w:r>
+      <w:r>
+        <w:t xml:space="preserve">, outcome=</w:t>
+      </w:r>
+      <w:r>
+        <w:rPr>
+          <w:rStyle w:val="VerbatimChar"/>
+        </w:rPr>
+        <w:t xml:space="preserve">blocked</w:t>
       </w:r>
     </w:p>
     <w:bookmarkEnd w:id="30"/>
@@ -2049,19 +2500,19 @@
               <w:jc w:val="left"/>
             </w:pPr>
             <w:r>
-              <w:t xml:space="preserve">No component/integration-level executions (planning stubs TMS-007/010 only)</w:t>
-            </w:r>
-          </w:p>
-        </w:tc>
-        <w:tc>
-          <w:tcPr/>
-          <w:p>
-            <w:pPr>
-              <w:pStyle w:val="Compact"/>
-              <w:jc w:val="left"/>
-            </w:pPr>
-            <w:r>
-              <w:t xml:space="preserve">Per governance policy: actual product evidence = 0 — blocked, not fabricated</w:t>
+              <w:t xml:space="preserve">No component-level test measures</w:t>
+            </w:r>
+          </w:p>
+        </w:tc>
+        <w:tc>
+          <w:tcPr/>
+          <w:p>
+            <w:pPr>
+              <w:pStyle w:val="Compact"/>
+              <w:jc w:val="left"/>
+            </w:pPr>
+            <w:r>
+              <w:t xml:space="preserve">Gap documented; synthetic_reference to add per review disposition FB2-FND-000005</w:t>
             </w:r>
           </w:p>
         </w:tc>
@@ -2165,7 +2616,7 @@
           <w:i/>
           <w:iCs/>
         </w:rPr>
-        <w:t xml:space="preserve">Generated: 2026-09-13T15:17:46Z — auto-generated from the machine-verifiable corpus. Regenerate with</w:t>
+        <w:t xml:space="preserve">Generated: 2026-09-29T10:08:35Z — auto-generated from the machine-verifiable corpus. Regenerate with</w:t>
       </w:r>
       <w:r>
         <w:rPr>

--- a/docs/artifacts/spec-documents/07-software-integration-report.docx
+++ b/docs/artifacts/spec-documents/07-software-integration-report.docx
@@ -316,7 +316,7 @@
               <w:jc w:val="left"/>
             </w:pPr>
             <w:r>
-              <w:t xml:space="preserve">2026-09-29T10:08:35Z</w:t>
+              <w:t xml:space="preserve">2026-09-29T12:17:43Z</w:t>
             </w:r>
           </w:p>
         </w:tc>
@@ -2440,6 +2440,303 @@
         <w:t xml:space="preserve">blocked</w:t>
       </w:r>
     </w:p>
+    <w:p>
+      <w:pPr>
+        <w:pStyle w:val="Compact"/>
+        <w:numPr>
+          <w:ilvl w:val="0"/>
+          <w:numId w:val="1003"/>
+        </w:numPr>
+      </w:pPr>
+      <w:r>
+        <w:rPr>
+          <w:rStyle w:val="VerbatimChar"/>
+        </w:rPr>
+        <w:t xml:space="preserve">FB2-VER-EXE-000012</w:t>
+      </w:r>
+      <w:r>
+        <w:t xml:space="preserve">: kind=</w:t>
+      </w:r>
+      <w:r>
+        <w:rPr>
+          <w:rStyle w:val="VerbatimChar"/>
+        </w:rPr>
+        <w:t xml:space="preserve">none</w:t>
+      </w:r>
+      <w:r>
+        <w:t xml:space="preserve">, outcome=</w:t>
+      </w:r>
+      <w:r>
+        <w:rPr>
+          <w:rStyle w:val="VerbatimChar"/>
+        </w:rPr>
+        <w:t xml:space="preserve">blocked</w:t>
+      </w:r>
+    </w:p>
+    <w:p>
+      <w:pPr>
+        <w:pStyle w:val="Compact"/>
+        <w:numPr>
+          <w:ilvl w:val="0"/>
+          <w:numId w:val="1003"/>
+        </w:numPr>
+      </w:pPr>
+      <w:r>
+        <w:rPr>
+          <w:rStyle w:val="VerbatimChar"/>
+        </w:rPr>
+        <w:t xml:space="preserve">FB2-VER-EXE-000013</w:t>
+      </w:r>
+      <w:r>
+        <w:t xml:space="preserve">: kind=</w:t>
+      </w:r>
+      <w:r>
+        <w:rPr>
+          <w:rStyle w:val="VerbatimChar"/>
+        </w:rPr>
+        <w:t xml:space="preserve">none</w:t>
+      </w:r>
+      <w:r>
+        <w:t xml:space="preserve">, outcome=</w:t>
+      </w:r>
+      <w:r>
+        <w:rPr>
+          <w:rStyle w:val="VerbatimChar"/>
+        </w:rPr>
+        <w:t xml:space="preserve">blocked</w:t>
+      </w:r>
+    </w:p>
+    <w:p>
+      <w:pPr>
+        <w:pStyle w:val="Compact"/>
+        <w:numPr>
+          <w:ilvl w:val="0"/>
+          <w:numId w:val="1003"/>
+        </w:numPr>
+      </w:pPr>
+      <w:r>
+        <w:rPr>
+          <w:rStyle w:val="VerbatimChar"/>
+        </w:rPr>
+        <w:t xml:space="preserve">FB2-VER-EXE-000014</w:t>
+      </w:r>
+      <w:r>
+        <w:t xml:space="preserve">: kind=</w:t>
+      </w:r>
+      <w:r>
+        <w:rPr>
+          <w:rStyle w:val="VerbatimChar"/>
+        </w:rPr>
+        <w:t xml:space="preserve">none</w:t>
+      </w:r>
+      <w:r>
+        <w:t xml:space="preserve">, outcome=</w:t>
+      </w:r>
+      <w:r>
+        <w:rPr>
+          <w:rStyle w:val="VerbatimChar"/>
+        </w:rPr>
+        <w:t xml:space="preserve">blocked</w:t>
+      </w:r>
+    </w:p>
+    <w:p>
+      <w:pPr>
+        <w:pStyle w:val="Compact"/>
+        <w:numPr>
+          <w:ilvl w:val="0"/>
+          <w:numId w:val="1003"/>
+        </w:numPr>
+      </w:pPr>
+      <w:r>
+        <w:rPr>
+          <w:rStyle w:val="VerbatimChar"/>
+        </w:rPr>
+        <w:t xml:space="preserve">FB2-VER-EXE-000015</w:t>
+      </w:r>
+      <w:r>
+        <w:t xml:space="preserve">: kind=</w:t>
+      </w:r>
+      <w:r>
+        <w:rPr>
+          <w:rStyle w:val="VerbatimChar"/>
+        </w:rPr>
+        <w:t xml:space="preserve">none</w:t>
+      </w:r>
+      <w:r>
+        <w:t xml:space="preserve">, outcome=</w:t>
+      </w:r>
+      <w:r>
+        <w:rPr>
+          <w:rStyle w:val="VerbatimChar"/>
+        </w:rPr>
+        <w:t xml:space="preserve">blocked</w:t>
+      </w:r>
+    </w:p>
+    <w:p>
+      <w:pPr>
+        <w:pStyle w:val="Compact"/>
+        <w:numPr>
+          <w:ilvl w:val="0"/>
+          <w:numId w:val="1003"/>
+        </w:numPr>
+      </w:pPr>
+      <w:r>
+        <w:rPr>
+          <w:rStyle w:val="VerbatimChar"/>
+        </w:rPr>
+        <w:t xml:space="preserve">FB2-VER-EXE-000016</w:t>
+      </w:r>
+      <w:r>
+        <w:t xml:space="preserve">: kind=</w:t>
+      </w:r>
+      <w:r>
+        <w:rPr>
+          <w:rStyle w:val="VerbatimChar"/>
+        </w:rPr>
+        <w:t xml:space="preserve">none</w:t>
+      </w:r>
+      <w:r>
+        <w:t xml:space="preserve">, outcome=</w:t>
+      </w:r>
+      <w:r>
+        <w:rPr>
+          <w:rStyle w:val="VerbatimChar"/>
+        </w:rPr>
+        <w:t xml:space="preserve">blocked</w:t>
+      </w:r>
+    </w:p>
+    <w:p>
+      <w:pPr>
+        <w:pStyle w:val="Compact"/>
+        <w:numPr>
+          <w:ilvl w:val="0"/>
+          <w:numId w:val="1003"/>
+        </w:numPr>
+      </w:pPr>
+      <w:r>
+        <w:rPr>
+          <w:rStyle w:val="VerbatimChar"/>
+        </w:rPr>
+        <w:t xml:space="preserve">FB2-VER-EXE-000017</w:t>
+      </w:r>
+      <w:r>
+        <w:t xml:space="preserve">: kind=</w:t>
+      </w:r>
+      <w:r>
+        <w:rPr>
+          <w:rStyle w:val="VerbatimChar"/>
+        </w:rPr>
+        <w:t xml:space="preserve">none</w:t>
+      </w:r>
+      <w:r>
+        <w:t xml:space="preserve">, outcome=</w:t>
+      </w:r>
+      <w:r>
+        <w:rPr>
+          <w:rStyle w:val="VerbatimChar"/>
+        </w:rPr>
+        <w:t xml:space="preserve">blocked</w:t>
+      </w:r>
+    </w:p>
+    <w:p>
+      <w:pPr>
+        <w:pStyle w:val="Compact"/>
+        <w:numPr>
+          <w:ilvl w:val="0"/>
+          <w:numId w:val="1003"/>
+        </w:numPr>
+      </w:pPr>
+      <w:r>
+        <w:rPr>
+          <w:rStyle w:val="VerbatimChar"/>
+        </w:rPr>
+        <w:t xml:space="preserve">FB2-VER-EXE-000018</w:t>
+      </w:r>
+      <w:r>
+        <w:t xml:space="preserve">: kind=</w:t>
+      </w:r>
+      <w:r>
+        <w:rPr>
+          <w:rStyle w:val="VerbatimChar"/>
+        </w:rPr>
+        <w:t xml:space="preserve">none</w:t>
+      </w:r>
+      <w:r>
+        <w:t xml:space="preserve">, outcome=</w:t>
+      </w:r>
+      <w:r>
+        <w:rPr>
+          <w:rStyle w:val="VerbatimChar"/>
+        </w:rPr>
+        <w:t xml:space="preserve">blocked</w:t>
+      </w:r>
+    </w:p>
+    <w:p>
+      <w:pPr>
+        <w:pStyle w:val="Compact"/>
+        <w:numPr>
+          <w:ilvl w:val="0"/>
+          <w:numId w:val="1003"/>
+        </w:numPr>
+      </w:pPr>
+      <w:r>
+        <w:rPr>
+          <w:rStyle w:val="VerbatimChar"/>
+        </w:rPr>
+        <w:t xml:space="preserve">FB2-VER-EXE-000019</w:t>
+      </w:r>
+      <w:r>
+        <w:t xml:space="preserve">: kind=</w:t>
+      </w:r>
+      <w:r>
+        <w:rPr>
+          <w:rStyle w:val="VerbatimChar"/>
+        </w:rPr>
+        <w:t xml:space="preserve">none</w:t>
+      </w:r>
+      <w:r>
+        <w:t xml:space="preserve">, outcome=</w:t>
+      </w:r>
+      <w:r>
+        <w:rPr>
+          <w:rStyle w:val="VerbatimChar"/>
+        </w:rPr>
+        <w:t xml:space="preserve">blocked</w:t>
+      </w:r>
+    </w:p>
+    <w:p>
+      <w:pPr>
+        <w:pStyle w:val="Compact"/>
+        <w:numPr>
+          <w:ilvl w:val="0"/>
+          <w:numId w:val="1003"/>
+        </w:numPr>
+      </w:pPr>
+      <w:r>
+        <w:rPr>
+          <w:rStyle w:val="VerbatimChar"/>
+        </w:rPr>
+        <w:t xml:space="preserve">FB2-VER-EXE-000020</w:t>
+      </w:r>
+      <w:r>
+        <w:t xml:space="preserve">: kind=</w:t>
+      </w:r>
+      <w:r>
+        <w:rPr>
+          <w:rStyle w:val="VerbatimChar"/>
+        </w:rPr>
+        <w:t xml:space="preserve">none</w:t>
+      </w:r>
+      <w:r>
+        <w:t xml:space="preserve">, outcome=</w:t>
+      </w:r>
+      <w:r>
+        <w:rPr>
+          <w:rStyle w:val="VerbatimChar"/>
+        </w:rPr>
+        <w:t xml:space="preserve">blocked</w:t>
+      </w:r>
+    </w:p>
     <w:bookmarkEnd w:id="30"/>
     <w:bookmarkStart w:id="31" w:name="integration-gaps-1"/>
     <w:p>
@@ -2616,7 +2913,7 @@
           <w:i/>
           <w:iCs/>
         </w:rPr>
-        <w:t xml:space="preserve">Generated: 2026-09-29T10:08:35Z — auto-generated from the machine-verifiable corpus. Regenerate with</w:t>
+        <w:t xml:space="preserve">Generated: 2026-09-29T12:17:43Z — auto-generated from the machine-verifiable corpus. Regenerate with</w:t>
       </w:r>
       <w:r>
         <w:rPr>

--- a/docs/artifacts/spec-documents/07-software-integration-report.docx
+++ b/docs/artifacts/spec-documents/07-software-integration-report.docx
@@ -316,7 +316,7 @@
               <w:jc w:val="left"/>
             </w:pPr>
             <w:r>
-              <w:t xml:space="preserve">2026-09-29T12:17:43Z</w:t>
+              <w:t xml:space="preserve">2026-09-29T14:03:49Z</w:t>
             </w:r>
           </w:p>
         </w:tc>
@@ -2913,7 +2913,7 @@
           <w:i/>
           <w:iCs/>
         </w:rPr>
-        <w:t xml:space="preserve">Generated: 2026-09-29T12:17:43Z — auto-generated from the machine-verifiable corpus. Regenerate with</w:t>
+        <w:t xml:space="preserve">Generated: 2026-09-29T14:03:49Z — auto-generated from the machine-verifiable corpus. Regenerate with</w:t>
       </w:r>
       <w:r>
         <w:rPr>

--- a/docs/artifacts/spec-documents/07-software-integration-report.docx
+++ b/docs/artifacts/spec-documents/07-software-integration-report.docx
@@ -316,7 +316,7 @@
               <w:jc w:val="left"/>
             </w:pPr>
             <w:r>
-              <w:t xml:space="preserve">2026-09-29T14:03:49Z</w:t>
+              <w:t xml:space="preserve">2026-09-29T17:10:59Z</w:t>
             </w:r>
           </w:p>
         </w:tc>
@@ -1622,7 +1622,7 @@
         <w:rPr>
           <w:rStyle w:val="VerbatimChar"/>
         </w:rPr>
-        <w:t xml:space="preserve">fail</w:t>
+        <w:t xml:space="preserve">pass</w:t>
       </w:r>
     </w:p>
     <w:p>
@@ -1671,6 +1671,72 @@
           <w:rStyle w:val="VerbatimChar"/>
         </w:rPr>
         <w:t xml:space="preserve">FB2-VER-EXE-000014</w:t>
+      </w:r>
+      <w:r>
+        <w:t xml:space="preserve">: kind=</w:t>
+      </w:r>
+      <w:r>
+        <w:rPr>
+          <w:rStyle w:val="VerbatimChar"/>
+        </w:rPr>
+        <w:t xml:space="preserve">actual_host_run</w:t>
+      </w:r>
+      <w:r>
+        <w:t xml:space="preserve">, outcome=</w:t>
+      </w:r>
+      <w:r>
+        <w:rPr>
+          <w:rStyle w:val="VerbatimChar"/>
+        </w:rPr>
+        <w:t xml:space="preserve">fail</w:t>
+      </w:r>
+    </w:p>
+    <w:p>
+      <w:pPr>
+        <w:pStyle w:val="Compact"/>
+        <w:numPr>
+          <w:ilvl w:val="0"/>
+          <w:numId w:val="1002"/>
+        </w:numPr>
+      </w:pPr>
+      <w:r>
+        <w:rPr>
+          <w:rStyle w:val="VerbatimChar"/>
+        </w:rPr>
+        <w:t xml:space="preserve">FB2-VER-EXE-000015</w:t>
+      </w:r>
+      <w:r>
+        <w:t xml:space="preserve">: kind=</w:t>
+      </w:r>
+      <w:r>
+        <w:rPr>
+          <w:rStyle w:val="VerbatimChar"/>
+        </w:rPr>
+        <w:t xml:space="preserve">actual_host_run</w:t>
+      </w:r>
+      <w:r>
+        <w:t xml:space="preserve">, outcome=</w:t>
+      </w:r>
+      <w:r>
+        <w:rPr>
+          <w:rStyle w:val="VerbatimChar"/>
+        </w:rPr>
+        <w:t xml:space="preserve">fail</w:t>
+      </w:r>
+    </w:p>
+    <w:p>
+      <w:pPr>
+        <w:pStyle w:val="Compact"/>
+        <w:numPr>
+          <w:ilvl w:val="0"/>
+          <w:numId w:val="1002"/>
+        </w:numPr>
+      </w:pPr>
+      <w:r>
+        <w:rPr>
+          <w:rStyle w:val="VerbatimChar"/>
+        </w:rPr>
+        <w:t xml:space="preserve">FB2-VER-EXE-000016</w:t>
       </w:r>
       <w:r>
         <w:t xml:space="preserve">: kind=</w:t>
@@ -2913,7 +2979,7 @@
           <w:i/>
           <w:iCs/>
         </w:rPr>
-        <w:t xml:space="preserve">Generated: 2026-09-29T14:03:49Z — auto-generated from the machine-verifiable corpus. Regenerate with</w:t>
+        <w:t xml:space="preserve">Generated: 2026-09-29T17:10:59Z — auto-generated from the machine-verifiable corpus. Regenerate with</w:t>
       </w:r>
       <w:r>
         <w:rPr>

--- a/docs/artifacts/spec-documents/07-software-integration-report.docx
+++ b/docs/artifacts/spec-documents/07-software-integration-report.docx
@@ -23,7 +23,7 @@
         <w:pStyle w:val="Date"/>
       </w:pPr>
       <w:r>
-        <w:t xml:space="preserve">2026-09-29</w:t>
+        <w:t xml:space="preserve">2026-09-30</w:t>
       </w:r>
     </w:p>
     <w:sdt>
@@ -316,7 +316,7 @@
               <w:jc w:val="left"/>
             </w:pPr>
             <w:r>
-              <w:t xml:space="preserve">2026-09-29T17:10:59Z</w:t>
+              <w:t xml:space="preserve">2026-09-30T01:21:29Z</w:t>
             </w:r>
           </w:p>
         </w:tc>
@@ -2979,7 +2979,7 @@
           <w:i/>
           <w:iCs/>
         </w:rPr>
-        <w:t xml:space="preserve">Generated: 2026-09-29T17:10:59Z — auto-generated from the machine-verifiable corpus. Regenerate with</w:t>
+        <w:t xml:space="preserve">Generated: 2026-09-30T01:21:29Z — auto-generated from the machine-verifiable corpus. Regenerate with</w:t>
       </w:r>
       <w:r>
         <w:rPr>

--- a/docs/artifacts/spec-documents/07-software-integration-report.docx
+++ b/docs/artifacts/spec-documents/07-software-integration-report.docx
@@ -23,7 +23,7 @@
         <w:pStyle w:val="Date"/>
       </w:pPr>
       <w:r>
-        <w:t xml:space="preserve">2026-09-30</w:t>
+        <w:t xml:space="preserve">2026-10-01</w:t>
       </w:r>
     </w:p>
     <w:sdt>
@@ -316,7 +316,7 @@
               <w:jc w:val="left"/>
             </w:pPr>
             <w:r>
-              <w:t xml:space="preserve">2026-09-30T01:21:29Z</w:t>
+              <w:t xml:space="preserve">2026-10-01T05:09:49Z</w:t>
             </w:r>
           </w:p>
         </w:tc>
@@ -1098,7 +1098,51 @@
               <w:rPr>
                 <w:rStyle w:val="VerbatimChar"/>
               </w:rPr>
+              <w:t xml:space="preserve">FB2-SW-IMP-000001</w:t>
+            </w:r>
+          </w:p>
+        </w:tc>
+        <w:tc>
+          <w:tcPr/>
+          <w:p>
+            <w:pPr>
+              <w:pStyle w:val="Compact"/>
+              <w:jc w:val="left"/>
+            </w:pPr>
+            <w:r>
+              <w:rPr>
+                <w:rStyle w:val="VerbatimChar"/>
+              </w:rPr>
               <w:t xml:space="preserve">FB2-SW-DSN-000001</w:t>
+            </w:r>
+          </w:p>
+        </w:tc>
+        <w:tc>
+          <w:tcPr/>
+          <w:p>
+            <w:pPr>
+              <w:pStyle w:val="Compact"/>
+              <w:jc w:val="left"/>
+            </w:pPr>
+            <w:r>
+              <w:t xml:space="preserve">Implementation element FB2-SW-IMP-000001 is the code location in which FB2-SW-DSN-000001’s acquisition, PEC-validation and publication responsibilities are carried: the pinned source’s LTC_Trigger seq…</w:t>
+            </w:r>
+          </w:p>
+        </w:tc>
+      </w:tr>
+      <w:tr>
+        <w:tc>
+          <w:tcPr/>
+          <w:p>
+            <w:pPr>
+              <w:pStyle w:val="Compact"/>
+              <w:jc w:val="left"/>
+            </w:pPr>
+            <w:r>
+              <w:rPr>
+                <w:rStyle w:val="VerbatimChar"/>
+              </w:rPr>
+              <w:t xml:space="preserve">FB2-SW-IMP-000001</w:t>
             </w:r>
           </w:p>
         </w:tc>
@@ -1125,12 +1169,27 @@
               <w:jc w:val="left"/>
             </w:pPr>
             <w:r>
-              <w:t xml:space="preserve">Design implements software requirement</w:t>
+              <w:t xml:space="preserve">FB2-SW-IMP-000001 realises FB2-SW-SWR-000001 at the requirement level: the acquisition the statement calls for is triggered through AFE_StartMeasurement into the LTC sequencer, the PEC validation it c…</w:t>
             </w:r>
           </w:p>
         </w:tc>
       </w:tr>
       <w:tr>
+        <w:tc>
+          <w:tcPr/>
+          <w:p>
+            <w:pPr>
+              <w:pStyle w:val="Compact"/>
+              <w:jc w:val="left"/>
+            </w:pPr>
+            <w:r>
+              <w:rPr>
+                <w:rStyle w:val="VerbatimChar"/>
+              </w:rPr>
+              <w:t xml:space="preserve">FB2-SW-IMP-000002</w:t>
+            </w:r>
+          </w:p>
+        </w:tc>
         <w:tc>
           <w:tcPr/>
           <w:p>
@@ -1154,6 +1213,35 @@
               <w:jc w:val="left"/>
             </w:pPr>
             <w:r>
+              <w:t xml:space="preserve">Implementation element FB2-SW-IMP-000002 is the code location in which FB2-SW-DSN-000002’s limit-comparison and diagnosis-raising responsibilities are carried: SOA_CheckVoltages’ three-tier voltage co…</w:t>
+            </w:r>
+          </w:p>
+        </w:tc>
+      </w:tr>
+      <w:tr>
+        <w:tc>
+          <w:tcPr/>
+          <w:p>
+            <w:pPr>
+              <w:pStyle w:val="Compact"/>
+              <w:jc w:val="left"/>
+            </w:pPr>
+            <w:r>
+              <w:rPr>
+                <w:rStyle w:val="VerbatimChar"/>
+              </w:rPr>
+              <w:t xml:space="preserve">FB2-SW-IMP-000002</w:t>
+            </w:r>
+          </w:p>
+        </w:tc>
+        <w:tc>
+          <w:tcPr/>
+          <w:p>
+            <w:pPr>
+              <w:pStyle w:val="Compact"/>
+              <w:jc w:val="left"/>
+            </w:pPr>
+            <w:r>
               <w:rPr>
                 <w:rStyle w:val="VerbatimChar"/>
               </w:rPr>
@@ -1169,12 +1257,27 @@
               <w:jc w:val="left"/>
             </w:pPr>
             <w:r>
-              <w:t xml:space="preserve">Design implements software requirement</w:t>
+              <w:t xml:space="preserve">FB2-SW-IMP-000002 realises FB2-SW-SWR-000002 at the requirement level to the extent the requirement’s comparison clause describes: SOA_CheckVoltages compares each string’s minimum and maximum cell vol…</w:t>
             </w:r>
           </w:p>
         </w:tc>
       </w:tr>
       <w:tr>
+        <w:tc>
+          <w:tcPr/>
+          <w:p>
+            <w:pPr>
+              <w:pStyle w:val="Compact"/>
+              <w:jc w:val="left"/>
+            </w:pPr>
+            <w:r>
+              <w:rPr>
+                <w:rStyle w:val="VerbatimChar"/>
+              </w:rPr>
+              <w:t xml:space="preserve">FB2-SW-IMP-000003</w:t>
+            </w:r>
+          </w:p>
+        </w:tc>
         <w:tc>
           <w:tcPr/>
           <w:p>
@@ -1198,6 +1301,35 @@
               <w:jc w:val="left"/>
             </w:pPr>
             <w:r>
+              <w:t xml:space="preserve">Implementation element FB2-SW-IMP-000003 is the code location in which FB2-SW-DSN-000003’s actuation-request and auxiliary-feedback responsibilities are carried: CONT_OpenContactor and CONT_CloseConta…</w:t>
+            </w:r>
+          </w:p>
+        </w:tc>
+      </w:tr>
+      <w:tr>
+        <w:tc>
+          <w:tcPr/>
+          <w:p>
+            <w:pPr>
+              <w:pStyle w:val="Compact"/>
+              <w:jc w:val="left"/>
+            </w:pPr>
+            <w:r>
+              <w:rPr>
+                <w:rStyle w:val="VerbatimChar"/>
+              </w:rPr>
+              <w:t xml:space="preserve">FB2-SW-IMP-000003</w:t>
+            </w:r>
+          </w:p>
+        </w:tc>
+        <w:tc>
+          <w:tcPr/>
+          <w:p>
+            <w:pPr>
+              <w:pStyle w:val="Compact"/>
+              <w:jc w:val="left"/>
+            </w:pPr>
+            <w:r>
               <w:rPr>
                 <w:rStyle w:val="VerbatimChar"/>
               </w:rPr>
@@ -1213,7 +1345,7 @@
               <w:jc w:val="left"/>
             </w:pPr>
             <w:r>
-              <w:t xml:space="preserve">Design implements software requirement</w:t>
+              <w:t xml:space="preserve">FB2-SW-IMP-000003 realises the actuation and feedback-confirmation clauses of FB2-SW-SWR-000003: the open and close requests reach the SPS channel and the feedback comparison raises the matching diagn…</w:t>
             </w:r>
           </w:p>
         </w:tc>
@@ -2012,7 +2144,51 @@
               <w:rPr>
                 <w:rStyle w:val="VerbatimChar"/>
               </w:rPr>
+              <w:t xml:space="preserve">FB2-SW-IMP-000001</w:t>
+            </w:r>
+          </w:p>
+        </w:tc>
+        <w:tc>
+          <w:tcPr/>
+          <w:p>
+            <w:pPr>
+              <w:pStyle w:val="Compact"/>
+              <w:jc w:val="left"/>
+            </w:pPr>
+            <w:r>
+              <w:rPr>
+                <w:rStyle w:val="VerbatimChar"/>
+              </w:rPr>
               <w:t xml:space="preserve">FB2-SW-DSN-000001</w:t>
+            </w:r>
+          </w:p>
+        </w:tc>
+        <w:tc>
+          <w:tcPr/>
+          <w:p>
+            <w:pPr>
+              <w:pStyle w:val="Compact"/>
+              <w:jc w:val="left"/>
+            </w:pPr>
+            <w:r>
+              <w:t xml:space="preserve">Implementation element FB2-SW-IMP-000001 is the code location in which the reference project’s FB2-SW-DSN-000001 acquisition, PEC-validation and publication responsibilities are carried: the pinned so…</w:t>
+            </w:r>
+          </w:p>
+        </w:tc>
+      </w:tr>
+      <w:tr>
+        <w:tc>
+          <w:tcPr/>
+          <w:p>
+            <w:pPr>
+              <w:pStyle w:val="Compact"/>
+              <w:jc w:val="left"/>
+            </w:pPr>
+            <w:r>
+              <w:rPr>
+                <w:rStyle w:val="VerbatimChar"/>
+              </w:rPr>
+              <w:t xml:space="preserve">FB2-SW-IMP-000001</w:t>
             </w:r>
           </w:p>
         </w:tc>
@@ -2039,12 +2215,27 @@
               <w:jc w:val="left"/>
             </w:pPr>
             <w:r>
-              <w:t xml:space="preserve">Design implements software requirement</w:t>
+              <w:t xml:space="preserve">FB2-SW-IMP-000001 realises the reference project’s FB2-SW-SWR-000001 at the requirement level: acquisition is triggered through AFE_StartMeasurement into the LTC sequencer, integrity is gated by LTC_C…</w:t>
             </w:r>
           </w:p>
         </w:tc>
       </w:tr>
       <w:tr>
+        <w:tc>
+          <w:tcPr/>
+          <w:p>
+            <w:pPr>
+              <w:pStyle w:val="Compact"/>
+              <w:jc w:val="left"/>
+            </w:pPr>
+            <w:r>
+              <w:rPr>
+                <w:rStyle w:val="VerbatimChar"/>
+              </w:rPr>
+              <w:t xml:space="preserve">FB2-SW-IMP-000002</w:t>
+            </w:r>
+          </w:p>
+        </w:tc>
         <w:tc>
           <w:tcPr/>
           <w:p>
@@ -2068,6 +2259,35 @@
               <w:jc w:val="left"/>
             </w:pPr>
             <w:r>
+              <w:t xml:space="preserve">Implementation element FB2-SW-IMP-000002 is the code location in which the reference project’s FB2-SW-DSN-000002 limit-comparison and diagnosis-raising responsibilities are carried, and it declares th…</w:t>
+            </w:r>
+          </w:p>
+        </w:tc>
+      </w:tr>
+      <w:tr>
+        <w:tc>
+          <w:tcPr/>
+          <w:p>
+            <w:pPr>
+              <w:pStyle w:val="Compact"/>
+              <w:jc w:val="left"/>
+            </w:pPr>
+            <w:r>
+              <w:rPr>
+                <w:rStyle w:val="VerbatimChar"/>
+              </w:rPr>
+              <w:t xml:space="preserve">FB2-SW-IMP-000002</w:t>
+            </w:r>
+          </w:p>
+        </w:tc>
+        <w:tc>
+          <w:tcPr/>
+          <w:p>
+            <w:pPr>
+              <w:pStyle w:val="Compact"/>
+              <w:jc w:val="left"/>
+            </w:pPr>
+            <w:r>
               <w:rPr>
                 <w:rStyle w:val="VerbatimChar"/>
               </w:rPr>
@@ -2083,12 +2303,27 @@
               <w:jc w:val="left"/>
             </w:pPr>
             <w:r>
-              <w:t xml:space="preserve">Design implements software requirement</w:t>
+              <w:t xml:space="preserve">FB2-SW-IMP-000002 realises the comparison clause of the reference project’s FB2-SW-SWR-000002 and, at revision 1, does not realise its debounce clause: the implementation record declares the missing p…</w:t>
             </w:r>
           </w:p>
         </w:tc>
       </w:tr>
       <w:tr>
+        <w:tc>
+          <w:tcPr/>
+          <w:p>
+            <w:pPr>
+              <w:pStyle w:val="Compact"/>
+              <w:jc w:val="left"/>
+            </w:pPr>
+            <w:r>
+              <w:rPr>
+                <w:rStyle w:val="VerbatimChar"/>
+              </w:rPr>
+              <w:t xml:space="preserve">FB2-SW-IMP-000003</w:t>
+            </w:r>
+          </w:p>
+        </w:tc>
         <w:tc>
           <w:tcPr/>
           <w:p>
@@ -2112,6 +2347,35 @@
               <w:jc w:val="left"/>
             </w:pPr>
             <w:r>
+              <w:t xml:space="preserve">Implementation element FB2-SW-IMP-000003 is the code location in which the reference project’s FB2-SW-DSN-000003 actuation-request and auxiliary-feedback responsibilities are carried, with the sequenc…</w:t>
+            </w:r>
+          </w:p>
+        </w:tc>
+      </w:tr>
+      <w:tr>
+        <w:tc>
+          <w:tcPr/>
+          <w:p>
+            <w:pPr>
+              <w:pStyle w:val="Compact"/>
+              <w:jc w:val="left"/>
+            </w:pPr>
+            <w:r>
+              <w:rPr>
+                <w:rStyle w:val="VerbatimChar"/>
+              </w:rPr>
+              <w:t xml:space="preserve">FB2-SW-IMP-000003</w:t>
+            </w:r>
+          </w:p>
+        </w:tc>
+        <w:tc>
+          <w:tcPr/>
+          <w:p>
+            <w:pPr>
+              <w:pStyle w:val="Compact"/>
+              <w:jc w:val="left"/>
+            </w:pPr>
+            <w:r>
               <w:rPr>
                 <w:rStyle w:val="VerbatimChar"/>
               </w:rPr>
@@ -2127,7 +2391,51 @@
               <w:jc w:val="left"/>
             </w:pPr>
             <w:r>
-              <w:t xml:space="preserve">Design implements software requirement</w:t>
+              <w:t xml:space="preserve">FB2-SW-IMP-000003 realises the actuation and feedback-confirmation clauses of the reference project’s FB2-SW-SWR-000003, with the sequencing realised one layer above in BMS_Trigger, and declares the d…</w:t>
+            </w:r>
+          </w:p>
+        </w:tc>
+      </w:tr>
+      <w:tr>
+        <w:tc>
+          <w:tcPr/>
+          <w:p>
+            <w:pPr>
+              <w:pStyle w:val="Compact"/>
+              <w:jc w:val="left"/>
+            </w:pPr>
+            <w:r>
+              <w:rPr>
+                <w:rStyle w:val="VerbatimChar"/>
+              </w:rPr>
+              <w:t xml:space="preserve">FB2-SW-IMP-000004</w:t>
+            </w:r>
+          </w:p>
+        </w:tc>
+        <w:tc>
+          <w:tcPr/>
+          <w:p>
+            <w:pPr>
+              <w:pStyle w:val="Compact"/>
+              <w:jc w:val="left"/>
+            </w:pPr>
+            <w:r>
+              <w:rPr>
+                <w:rStyle w:val="VerbatimChar"/>
+              </w:rPr>
+              <w:t xml:space="preserve">FB2-SYS-SYR-000007</w:t>
+            </w:r>
+          </w:p>
+        </w:tc>
+        <w:tc>
+          <w:tcPr/>
+          <w:p>
+            <w:pPr>
+              <w:pStyle w:val="Compact"/>
+              <w:jc w:val="left"/>
+            </w:pPr>
+            <w:r>
+              <w:t xml:space="preserve">FB2-SW-IMP-000004 is the implementation element the reference project relies on for FB2-SYS-SYR-000007: the periodic BMS-state frame is the publication mechanism for the item’s own mode. The link asse…</w:t>
             </w:r>
           </w:p>
         </w:tc>
@@ -2783,6 +3091,270 @@
           <w:rStyle w:val="VerbatimChar"/>
         </w:rPr>
         <w:t xml:space="preserve">FB2-VER-EXE-000020</w:t>
+      </w:r>
+      <w:r>
+        <w:t xml:space="preserve">: kind=</w:t>
+      </w:r>
+      <w:r>
+        <w:rPr>
+          <w:rStyle w:val="VerbatimChar"/>
+        </w:rPr>
+        <w:t xml:space="preserve">none</w:t>
+      </w:r>
+      <w:r>
+        <w:t xml:space="preserve">, outcome=</w:t>
+      </w:r>
+      <w:r>
+        <w:rPr>
+          <w:rStyle w:val="VerbatimChar"/>
+        </w:rPr>
+        <w:t xml:space="preserve">blocked</w:t>
+      </w:r>
+    </w:p>
+    <w:p>
+      <w:pPr>
+        <w:pStyle w:val="Compact"/>
+        <w:numPr>
+          <w:ilvl w:val="0"/>
+          <w:numId w:val="1003"/>
+        </w:numPr>
+      </w:pPr>
+      <w:r>
+        <w:rPr>
+          <w:rStyle w:val="VerbatimChar"/>
+        </w:rPr>
+        <w:t xml:space="preserve">FB2-VER-EXE-000021</w:t>
+      </w:r>
+      <w:r>
+        <w:t xml:space="preserve">: kind=</w:t>
+      </w:r>
+      <w:r>
+        <w:rPr>
+          <w:rStyle w:val="VerbatimChar"/>
+        </w:rPr>
+        <w:t xml:space="preserve">none</w:t>
+      </w:r>
+      <w:r>
+        <w:t xml:space="preserve">, outcome=</w:t>
+      </w:r>
+      <w:r>
+        <w:rPr>
+          <w:rStyle w:val="VerbatimChar"/>
+        </w:rPr>
+        <w:t xml:space="preserve">blocked</w:t>
+      </w:r>
+    </w:p>
+    <w:p>
+      <w:pPr>
+        <w:pStyle w:val="Compact"/>
+        <w:numPr>
+          <w:ilvl w:val="0"/>
+          <w:numId w:val="1003"/>
+        </w:numPr>
+      </w:pPr>
+      <w:r>
+        <w:rPr>
+          <w:rStyle w:val="VerbatimChar"/>
+        </w:rPr>
+        <w:t xml:space="preserve">FB2-VER-EXE-000022</w:t>
+      </w:r>
+      <w:r>
+        <w:t xml:space="preserve">: kind=</w:t>
+      </w:r>
+      <w:r>
+        <w:rPr>
+          <w:rStyle w:val="VerbatimChar"/>
+        </w:rPr>
+        <w:t xml:space="preserve">none</w:t>
+      </w:r>
+      <w:r>
+        <w:t xml:space="preserve">, outcome=</w:t>
+      </w:r>
+      <w:r>
+        <w:rPr>
+          <w:rStyle w:val="VerbatimChar"/>
+        </w:rPr>
+        <w:t xml:space="preserve">blocked</w:t>
+      </w:r>
+    </w:p>
+    <w:p>
+      <w:pPr>
+        <w:pStyle w:val="Compact"/>
+        <w:numPr>
+          <w:ilvl w:val="0"/>
+          <w:numId w:val="1003"/>
+        </w:numPr>
+      </w:pPr>
+      <w:r>
+        <w:rPr>
+          <w:rStyle w:val="VerbatimChar"/>
+        </w:rPr>
+        <w:t xml:space="preserve">FB2-VER-EXE-000023</w:t>
+      </w:r>
+      <w:r>
+        <w:t xml:space="preserve">: kind=</w:t>
+      </w:r>
+      <w:r>
+        <w:rPr>
+          <w:rStyle w:val="VerbatimChar"/>
+        </w:rPr>
+        <w:t xml:space="preserve">none</w:t>
+      </w:r>
+      <w:r>
+        <w:t xml:space="preserve">, outcome=</w:t>
+      </w:r>
+      <w:r>
+        <w:rPr>
+          <w:rStyle w:val="VerbatimChar"/>
+        </w:rPr>
+        <w:t xml:space="preserve">blocked</w:t>
+      </w:r>
+    </w:p>
+    <w:p>
+      <w:pPr>
+        <w:pStyle w:val="Compact"/>
+        <w:numPr>
+          <w:ilvl w:val="0"/>
+          <w:numId w:val="1003"/>
+        </w:numPr>
+      </w:pPr>
+      <w:r>
+        <w:rPr>
+          <w:rStyle w:val="VerbatimChar"/>
+        </w:rPr>
+        <w:t xml:space="preserve">FB2-VER-EXE-000024</w:t>
+      </w:r>
+      <w:r>
+        <w:t xml:space="preserve">: kind=</w:t>
+      </w:r>
+      <w:r>
+        <w:rPr>
+          <w:rStyle w:val="VerbatimChar"/>
+        </w:rPr>
+        <w:t xml:space="preserve">none</w:t>
+      </w:r>
+      <w:r>
+        <w:t xml:space="preserve">, outcome=</w:t>
+      </w:r>
+      <w:r>
+        <w:rPr>
+          <w:rStyle w:val="VerbatimChar"/>
+        </w:rPr>
+        <w:t xml:space="preserve">blocked</w:t>
+      </w:r>
+    </w:p>
+    <w:p>
+      <w:pPr>
+        <w:pStyle w:val="Compact"/>
+        <w:numPr>
+          <w:ilvl w:val="0"/>
+          <w:numId w:val="1003"/>
+        </w:numPr>
+      </w:pPr>
+      <w:r>
+        <w:rPr>
+          <w:rStyle w:val="VerbatimChar"/>
+        </w:rPr>
+        <w:t xml:space="preserve">FB2-VER-EXE-000025</w:t>
+      </w:r>
+      <w:r>
+        <w:t xml:space="preserve">: kind=</w:t>
+      </w:r>
+      <w:r>
+        <w:rPr>
+          <w:rStyle w:val="VerbatimChar"/>
+        </w:rPr>
+        <w:t xml:space="preserve">none</w:t>
+      </w:r>
+      <w:r>
+        <w:t xml:space="preserve">, outcome=</w:t>
+      </w:r>
+      <w:r>
+        <w:rPr>
+          <w:rStyle w:val="VerbatimChar"/>
+        </w:rPr>
+        <w:t xml:space="preserve">blocked</w:t>
+      </w:r>
+    </w:p>
+    <w:p>
+      <w:pPr>
+        <w:pStyle w:val="Compact"/>
+        <w:numPr>
+          <w:ilvl w:val="0"/>
+          <w:numId w:val="1003"/>
+        </w:numPr>
+      </w:pPr>
+      <w:r>
+        <w:rPr>
+          <w:rStyle w:val="VerbatimChar"/>
+        </w:rPr>
+        <w:t xml:space="preserve">FB2-VER-EXE-000026</w:t>
+      </w:r>
+      <w:r>
+        <w:t xml:space="preserve">: kind=</w:t>
+      </w:r>
+      <w:r>
+        <w:rPr>
+          <w:rStyle w:val="VerbatimChar"/>
+        </w:rPr>
+        <w:t xml:space="preserve">none</w:t>
+      </w:r>
+      <w:r>
+        <w:t xml:space="preserve">, outcome=</w:t>
+      </w:r>
+      <w:r>
+        <w:rPr>
+          <w:rStyle w:val="VerbatimChar"/>
+        </w:rPr>
+        <w:t xml:space="preserve">blocked</w:t>
+      </w:r>
+    </w:p>
+    <w:p>
+      <w:pPr>
+        <w:pStyle w:val="Compact"/>
+        <w:numPr>
+          <w:ilvl w:val="0"/>
+          <w:numId w:val="1003"/>
+        </w:numPr>
+      </w:pPr>
+      <w:r>
+        <w:rPr>
+          <w:rStyle w:val="VerbatimChar"/>
+        </w:rPr>
+        <w:t xml:space="preserve">FB2-VER-EXE-000027</w:t>
+      </w:r>
+      <w:r>
+        <w:t xml:space="preserve">: kind=</w:t>
+      </w:r>
+      <w:r>
+        <w:rPr>
+          <w:rStyle w:val="VerbatimChar"/>
+        </w:rPr>
+        <w:t xml:space="preserve">none</w:t>
+      </w:r>
+      <w:r>
+        <w:t xml:space="preserve">, outcome=</w:t>
+      </w:r>
+      <w:r>
+        <w:rPr>
+          <w:rStyle w:val="VerbatimChar"/>
+        </w:rPr>
+        <w:t xml:space="preserve">blocked</w:t>
+      </w:r>
+    </w:p>
+    <w:p>
+      <w:pPr>
+        <w:pStyle w:val="Compact"/>
+        <w:numPr>
+          <w:ilvl w:val="0"/>
+          <w:numId w:val="1003"/>
+        </w:numPr>
+      </w:pPr>
+      <w:r>
+        <w:rPr>
+          <w:rStyle w:val="VerbatimChar"/>
+        </w:rPr>
+        <w:t xml:space="preserve">FB2-VER-EXE-000028</w:t>
       </w:r>
       <w:r>
         <w:t xml:space="preserve">: kind=</w:t>
@@ -2979,7 +3551,7 @@
           <w:i/>
           <w:iCs/>
         </w:rPr>
-        <w:t xml:space="preserve">Generated: 2026-09-30T01:21:29Z — auto-generated from the machine-verifiable corpus. Regenerate with</w:t>
+        <w:t xml:space="preserve">Generated: 2026-10-01T05:09:49Z — auto-generated from the machine-verifiable corpus. Regenerate with</w:t>
       </w:r>
       <w:r>
         <w:rPr>

--- a/docs/artifacts/spec-documents/07-software-integration-report.docx
+++ b/docs/artifacts/spec-documents/07-software-integration-report.docx
@@ -316,7 +316,7 @@
               <w:jc w:val="left"/>
             </w:pPr>
             <w:r>
-              <w:t xml:space="preserve">2026-10-01T05:09:49Z</w:t>
+              <w:t xml:space="preserve">2026-10-01T13:26:59Z</w:t>
             </w:r>
           </w:p>
         </w:tc>
@@ -2232,34 +2232,34 @@
               <w:rPr>
                 <w:rStyle w:val="VerbatimChar"/>
               </w:rPr>
-              <w:t xml:space="preserve">FB2-SW-IMP-000002</w:t>
-            </w:r>
-          </w:p>
-        </w:tc>
-        <w:tc>
-          <w:tcPr/>
-          <w:p>
-            <w:pPr>
-              <w:pStyle w:val="Compact"/>
-              <w:jc w:val="left"/>
-            </w:pPr>
-            <w:r>
-              <w:rPr>
-                <w:rStyle w:val="VerbatimChar"/>
-              </w:rPr>
-              <w:t xml:space="preserve">FB2-SW-DSN-000002</w:t>
-            </w:r>
-          </w:p>
-        </w:tc>
-        <w:tc>
-          <w:tcPr/>
-          <w:p>
-            <w:pPr>
-              <w:pStyle w:val="Compact"/>
-              <w:jc w:val="left"/>
-            </w:pPr>
-            <w:r>
-              <w:t xml:space="preserve">Implementation element FB2-SW-IMP-000002 is the code location in which the reference project’s FB2-SW-DSN-000002 limit-comparison and diagnosis-raising responsibilities are carried, and it declares th…</w:t>
+              <w:t xml:space="preserve">FB2-SW-IMP-000001</w:t>
+            </w:r>
+          </w:p>
+        </w:tc>
+        <w:tc>
+          <w:tcPr/>
+          <w:p>
+            <w:pPr>
+              <w:pStyle w:val="Compact"/>
+              <w:jc w:val="left"/>
+            </w:pPr>
+            <w:r>
+              <w:rPr>
+                <w:rStyle w:val="VerbatimChar"/>
+              </w:rPr>
+              <w:t xml:space="preserve">FB2-SW-DSN-000004</w:t>
+            </w:r>
+          </w:p>
+        </w:tc>
+        <w:tc>
+          <w:tcPr/>
+          <w:p>
+            <w:pPr>
+              <w:pStyle w:val="Compact"/>
+              <w:jc w:val="left"/>
+            </w:pPr>
+            <w:r>
+              <w:t xml:space="preserve">The existing link FB2-LNK-SAF-000011 already records that FB2-SW-IMP-000001 is the code location carrying FB2-SW-DSN-000001, and this link does not restate that. It records the second design endpoint …</w:t>
             </w:r>
           </w:p>
         </w:tc>
@@ -2291,19 +2291,19 @@
               <w:rPr>
                 <w:rStyle w:val="VerbatimChar"/>
               </w:rPr>
-              <w:t xml:space="preserve">FB2-SW-SWR-000002</w:t>
-            </w:r>
-          </w:p>
-        </w:tc>
-        <w:tc>
-          <w:tcPr/>
-          <w:p>
-            <w:pPr>
-              <w:pStyle w:val="Compact"/>
-              <w:jc w:val="left"/>
-            </w:pPr>
-            <w:r>
-              <w:t xml:space="preserve">FB2-SW-IMP-000002 realises the comparison clause of the reference project’s FB2-SW-SWR-000002 and, at revision 1, does not realise its debounce clause: the implementation record declares the missing p…</w:t>
+              <w:t xml:space="preserve">FB2-SW-DSN-000002</w:t>
+            </w:r>
+          </w:p>
+        </w:tc>
+        <w:tc>
+          <w:tcPr/>
+          <w:p>
+            <w:pPr>
+              <w:pStyle w:val="Compact"/>
+              <w:jc w:val="left"/>
+            </w:pPr>
+            <w:r>
+              <w:t xml:space="preserve">Implementation element FB2-SW-IMP-000002 is the code location in which the reference project’s FB2-SW-DSN-000002 limit-comparison and diagnosis-raising responsibilities are carried, and it declares th…</w:t>
             </w:r>
           </w:p>
         </w:tc>
@@ -2320,34 +2320,34 @@
               <w:rPr>
                 <w:rStyle w:val="VerbatimChar"/>
               </w:rPr>
-              <w:t xml:space="preserve">FB2-SW-IMP-000003</w:t>
-            </w:r>
-          </w:p>
-        </w:tc>
-        <w:tc>
-          <w:tcPr/>
-          <w:p>
-            <w:pPr>
-              <w:pStyle w:val="Compact"/>
-              <w:jc w:val="left"/>
-            </w:pPr>
-            <w:r>
-              <w:rPr>
-                <w:rStyle w:val="VerbatimChar"/>
-              </w:rPr>
-              <w:t xml:space="preserve">FB2-SW-DSN-000003</w:t>
-            </w:r>
-          </w:p>
-        </w:tc>
-        <w:tc>
-          <w:tcPr/>
-          <w:p>
-            <w:pPr>
-              <w:pStyle w:val="Compact"/>
-              <w:jc w:val="left"/>
-            </w:pPr>
-            <w:r>
-              <w:t xml:space="preserve">Implementation element FB2-SW-IMP-000003 is the code location in which the reference project’s FB2-SW-DSN-000003 actuation-request and auxiliary-feedback responsibilities are carried, with the sequenc…</w:t>
+              <w:t xml:space="preserve">FB2-SW-IMP-000002</w:t>
+            </w:r>
+          </w:p>
+        </w:tc>
+        <w:tc>
+          <w:tcPr/>
+          <w:p>
+            <w:pPr>
+              <w:pStyle w:val="Compact"/>
+              <w:jc w:val="left"/>
+            </w:pPr>
+            <w:r>
+              <w:rPr>
+                <w:rStyle w:val="VerbatimChar"/>
+              </w:rPr>
+              <w:t xml:space="preserve">FB2-SW-SWR-000002</w:t>
+            </w:r>
+          </w:p>
+        </w:tc>
+        <w:tc>
+          <w:tcPr/>
+          <w:p>
+            <w:pPr>
+              <w:pStyle w:val="Compact"/>
+              <w:jc w:val="left"/>
+            </w:pPr>
+            <w:r>
+              <w:t xml:space="preserve">FB2-SW-IMP-000002 realises the comparison clause of the reference project’s FB2-SW-SWR-000002 and, at revision 1, does not realise its debounce clause: the implementation record declares the missing p…</w:t>
             </w:r>
           </w:p>
         </w:tc>
@@ -2364,6 +2364,50 @@
               <w:rPr>
                 <w:rStyle w:val="VerbatimChar"/>
               </w:rPr>
+              <w:t xml:space="preserve">FB2-SW-IMP-000002</w:t>
+            </w:r>
+          </w:p>
+        </w:tc>
+        <w:tc>
+          <w:tcPr/>
+          <w:p>
+            <w:pPr>
+              <w:pStyle w:val="Compact"/>
+              <w:jc w:val="left"/>
+            </w:pPr>
+            <w:r>
+              <w:rPr>
+                <w:rStyle w:val="VerbatimChar"/>
+              </w:rPr>
+              <w:t xml:space="preserve">FB2-SW-DSN-000005</w:t>
+            </w:r>
+          </w:p>
+        </w:tc>
+        <w:tc>
+          <w:tcPr/>
+          <w:p>
+            <w:pPr>
+              <w:pStyle w:val="Compact"/>
+              <w:jc w:val="left"/>
+            </w:pPr>
+            <w:r>
+              <w:t xml:space="preserve">The existing link FB2-LNK-SAF-000012 already records that FB2-SW-IMP-000002 is the code location carrying FB2-SW-DSN-000002. This link records the second design endpoint the same implementation realis…</w:t>
+            </w:r>
+          </w:p>
+        </w:tc>
+      </w:tr>
+      <w:tr>
+        <w:tc>
+          <w:tcPr/>
+          <w:p>
+            <w:pPr>
+              <w:pStyle w:val="Compact"/>
+              <w:jc w:val="left"/>
+            </w:pPr>
+            <w:r>
+              <w:rPr>
+                <w:rStyle w:val="VerbatimChar"/>
+              </w:rPr>
               <w:t xml:space="preserve">FB2-SW-IMP-000003</w:t>
             </w:r>
           </w:p>
@@ -2379,6 +2423,50 @@
               <w:rPr>
                 <w:rStyle w:val="VerbatimChar"/>
               </w:rPr>
+              <w:t xml:space="preserve">FB2-SW-DSN-000003</w:t>
+            </w:r>
+          </w:p>
+        </w:tc>
+        <w:tc>
+          <w:tcPr/>
+          <w:p>
+            <w:pPr>
+              <w:pStyle w:val="Compact"/>
+              <w:jc w:val="left"/>
+            </w:pPr>
+            <w:r>
+              <w:t xml:space="preserve">Implementation element FB2-SW-IMP-000003 is the code location in which the reference project’s FB2-SW-DSN-000003 actuation-request and auxiliary-feedback responsibilities are carried, with the sequenc…</w:t>
+            </w:r>
+          </w:p>
+        </w:tc>
+      </w:tr>
+      <w:tr>
+        <w:tc>
+          <w:tcPr/>
+          <w:p>
+            <w:pPr>
+              <w:pStyle w:val="Compact"/>
+              <w:jc w:val="left"/>
+            </w:pPr>
+            <w:r>
+              <w:rPr>
+                <w:rStyle w:val="VerbatimChar"/>
+              </w:rPr>
+              <w:t xml:space="preserve">FB2-SW-IMP-000003</w:t>
+            </w:r>
+          </w:p>
+        </w:tc>
+        <w:tc>
+          <w:tcPr/>
+          <w:p>
+            <w:pPr>
+              <w:pStyle w:val="Compact"/>
+              <w:jc w:val="left"/>
+            </w:pPr>
+            <w:r>
+              <w:rPr>
+                <w:rStyle w:val="VerbatimChar"/>
+              </w:rPr>
               <w:t xml:space="preserve">FB2-SW-SWR-000003</w:t>
             </w:r>
           </w:p>
@@ -2392,6 +2480,50 @@
             </w:pPr>
             <w:r>
               <w:t xml:space="preserve">FB2-SW-IMP-000003 realises the actuation and feedback-confirmation clauses of the reference project’s FB2-SW-SWR-000003, with the sequencing realised one layer above in BMS_Trigger, and declares the d…</w:t>
+            </w:r>
+          </w:p>
+        </w:tc>
+      </w:tr>
+      <w:tr>
+        <w:tc>
+          <w:tcPr/>
+          <w:p>
+            <w:pPr>
+              <w:pStyle w:val="Compact"/>
+              <w:jc w:val="left"/>
+            </w:pPr>
+            <w:r>
+              <w:rPr>
+                <w:rStyle w:val="VerbatimChar"/>
+              </w:rPr>
+              <w:t xml:space="preserve">FB2-SW-IMP-000003</w:t>
+            </w:r>
+          </w:p>
+        </w:tc>
+        <w:tc>
+          <w:tcPr/>
+          <w:p>
+            <w:pPr>
+              <w:pStyle w:val="Compact"/>
+              <w:jc w:val="left"/>
+            </w:pPr>
+            <w:r>
+              <w:rPr>
+                <w:rStyle w:val="VerbatimChar"/>
+              </w:rPr>
+              <w:t xml:space="preserve">FB2-SW-DSN-000006</w:t>
+            </w:r>
+          </w:p>
+        </w:tc>
+        <w:tc>
+          <w:tcPr/>
+          <w:p>
+            <w:pPr>
+              <w:pStyle w:val="Compact"/>
+              <w:jc w:val="left"/>
+            </w:pPr>
+            <w:r>
+              <w:t xml:space="preserve">The existing link FB2-LNK-SAF-000013 already records that FB2-SW-IMP-000003 is the code location carrying FB2-SW-DSN-000003. This link records the second design endpoint the same implementation realis…</w:t>
             </w:r>
           </w:p>
         </w:tc>
@@ -3551,7 +3683,7 @@
           <w:i/>
           <w:iCs/>
         </w:rPr>
-        <w:t xml:space="preserve">Generated: 2026-10-01T05:09:49Z — auto-generated from the machine-verifiable corpus. Regenerate with</w:t>
+        <w:t xml:space="preserve">Generated: 2026-10-01T13:26:59Z — auto-generated from the machine-verifiable corpus. Regenerate with</w:t>
       </w:r>
       <w:r>
         <w:rPr>

--- a/docs/artifacts/spec-documents/07-software-integration-report.docx
+++ b/docs/artifacts/spec-documents/07-software-integration-report.docx
@@ -316,7 +316,7 @@
               <w:jc w:val="left"/>
             </w:pPr>
             <w:r>
-              <w:t xml:space="preserve">2026-10-01T13:26:59Z</w:t>
+              <w:t xml:space="preserve">2026-10-01T16:36:58Z</w:t>
             </w:r>
           </w:p>
         </w:tc>
@@ -3683,7 +3683,7 @@
           <w:i/>
           <w:iCs/>
         </w:rPr>
-        <w:t xml:space="preserve">Generated: 2026-10-01T13:26:59Z — auto-generated from the machine-verifiable corpus. Regenerate with</w:t>
+        <w:t xml:space="preserve">Generated: 2026-10-01T16:36:58Z — auto-generated from the machine-verifiable corpus. Regenerate with</w:t>
       </w:r>
       <w:r>
         <w:rPr>

--- a/docs/artifacts/spec-documents/07-software-integration-report.docx
+++ b/docs/artifacts/spec-documents/07-software-integration-report.docx
@@ -316,7 +316,7 @@
               <w:jc w:val="left"/>
             </w:pPr>
             <w:r>
-              <w:t xml:space="preserve">2026-10-01T16:36:58Z</w:t>
+              <w:t xml:space="preserve">2026-10-01T19:25:12Z</w:t>
             </w:r>
           </w:p>
         </w:tc>
@@ -3683,7 +3683,7 @@
           <w:i/>
           <w:iCs/>
         </w:rPr>
-        <w:t xml:space="preserve">Generated: 2026-10-01T16:36:58Z — auto-generated from the machine-verifiable corpus. Regenerate with</w:t>
+        <w:t xml:space="preserve">Generated: 2026-10-01T19:25:12Z — auto-generated from the machine-verifiable corpus. Regenerate with</w:t>
       </w:r>
       <w:r>
         <w:rPr>

--- a/docs/artifacts/spec-documents/07-software-integration-report.docx
+++ b/docs/artifacts/spec-documents/07-software-integration-report.docx
@@ -23,7 +23,7 @@
         <w:pStyle w:val="Date"/>
       </w:pPr>
       <w:r>
-        <w:t xml:space="preserve">2026-10-01</w:t>
+        <w:t xml:space="preserve">2026-10-02</w:t>
       </w:r>
     </w:p>
     <w:sdt>
@@ -316,7 +316,7 @@
               <w:jc w:val="left"/>
             </w:pPr>
             <w:r>
-              <w:t xml:space="preserve">2026-10-01T19:25:12Z</w:t>
+              <w:t xml:space="preserve">2026-10-02T01:21:37Z</w:t>
             </w:r>
           </w:p>
         </w:tc>
@@ -3683,7 +3683,7 @@
           <w:i/>
           <w:iCs/>
         </w:rPr>
-        <w:t xml:space="preserve">Generated: 2026-10-01T19:25:12Z — auto-generated from the machine-verifiable corpus. Regenerate with</w:t>
+        <w:t xml:space="preserve">Generated: 2026-10-02T01:21:37Z — auto-generated from the machine-verifiable corpus. Regenerate with</w:t>
       </w:r>
       <w:r>
         <w:rPr>

--- a/docs/artifacts/spec-documents/07-software-integration-report.docx
+++ b/docs/artifacts/spec-documents/07-software-integration-report.docx
@@ -23,7 +23,7 @@
         <w:pStyle w:val="Date"/>
       </w:pPr>
       <w:r>
-        <w:t xml:space="preserve">2026-10-02</w:t>
+        <w:t xml:space="preserve">2026-10-03</w:t>
       </w:r>
     </w:p>
     <w:sdt>
@@ -316,7 +316,7 @@
               <w:jc w:val="left"/>
             </w:pPr>
             <w:r>
-              <w:t xml:space="preserve">2026-10-02T01:21:37Z</w:t>
+              <w:t xml:space="preserve">2026-10-03T11:20:05Z</w:t>
             </w:r>
           </w:p>
         </w:tc>
@@ -3683,7 +3683,7 @@
           <w:i/>
           <w:iCs/>
         </w:rPr>
-        <w:t xml:space="preserve">Generated: 2026-10-02T01:21:37Z — auto-generated from the machine-verifiable corpus. Regenerate with</w:t>
+        <w:t xml:space="preserve">Generated: 2026-10-03T11:20:05Z — auto-generated from the machine-verifiable corpus. Regenerate with</w:t>
       </w:r>
       <w:r>
         <w:rPr>

--- a/docs/artifacts/spec-documents/07-software-integration-report.docx
+++ b/docs/artifacts/spec-documents/07-software-integration-report.docx
@@ -23,7 +23,7 @@
         <w:pStyle w:val="Date"/>
       </w:pPr>
       <w:r>
-        <w:t xml:space="preserve">2026-10-03</w:t>
+        <w:t xml:space="preserve">2026-10-04</w:t>
       </w:r>
     </w:p>
     <w:sdt>
@@ -316,7 +316,7 @@
               <w:jc w:val="left"/>
             </w:pPr>
             <w:r>
-              <w:t xml:space="preserve">2026-10-03T11:20:05Z</w:t>
+              <w:t xml:space="preserve">2026-10-04T00:17:01Z</w:t>
             </w:r>
           </w:p>
         </w:tc>
@@ -3683,7 +3683,7 @@
           <w:i/>
           <w:iCs/>
         </w:rPr>
-        <w:t xml:space="preserve">Generated: 2026-10-03T11:20:05Z — auto-generated from the machine-verifiable corpus. Regenerate with</w:t>
+        <w:t xml:space="preserve">Generated: 2026-10-04T00:17:01Z — auto-generated from the machine-verifiable corpus. Regenerate with</w:t>
       </w:r>
       <w:r>
         <w:rPr>
